--- a/docs/CamBrowser_Медиа_подсистема.docx
+++ b/docs/CamBrowser_Медиа_подсистема.docx
@@ -249,293 +249,9 @@
         <w:p>
           <w:r>
             <w:fldChar w:fldCharType="begin" w:dirty="true"/>
-          </w:r>
-          <w:r>
             <w:instrText xml:space="preserve">TOC \h \o "1-2"</w:instrText>
-          </w:r>
-          <w:r>
             <w:fldChar w:fldCharType="separate"/>
           </w:r>
-        </w:p>
-        <w:p>
-          <w:pPr>
-            <w:pStyle w:val="9"/>
-            <w:tabs>
-              <w:tab w:val="right" w:leader="dot" w:pos="9026"/>
-            </w:tabs>
-            <w:spacing w:before="120" w:after="60"/>
-          </w:pPr>
-          <w:hyperlink w:anchor="_Toc100000" w:history="1">
-            <w:r>
-              <w:rPr>
-                <w:rStyle w:val="Hyperlink"/>
-              </w:rPr>
-              <w:t>1. Назначение и состав подсистемы</w:t>
-            </w:r>
-            <w:r>
-              <w:tab/>
-            </w:r>
-            <w:r>
-              <w:fldChar w:fldCharType="begin"/>
-            </w:r>
-            <w:r>
-              <w:instrText xml:space="preserve"> PAGEREF _Toc100000 \h </w:instrText>
-            </w:r>
-            <w:r>
-              <w:fldChar w:fldCharType="separate"/>
-            </w:r>
-            <w:r>
-              <w:t>1</w:t>
-            </w:r>
-            <w:r>
-              <w:fldChar w:fldCharType="end"/>
-            </w:r>
-          </w:hyperlink>
-        </w:p>
-        <w:p>
-          <w:pPr>
-            <w:pStyle w:val="9"/>
-            <w:tabs>
-              <w:tab w:val="right" w:leader="dot" w:pos="9026"/>
-            </w:tabs>
-            <w:spacing w:before="120" w:after="60"/>
-          </w:pPr>
-          <w:hyperlink w:anchor="_Toc100001" w:history="1">
-            <w:r>
-              <w:rPr>
-                <w:rStyle w:val="Hyperlink"/>
-              </w:rPr>
-              <w:t>2. Аппаратный тракт аудио и видео</w:t>
-            </w:r>
-            <w:r>
-              <w:tab/>
-            </w:r>
-            <w:r>
-              <w:fldChar w:fldCharType="begin"/>
-            </w:r>
-            <w:r>
-              <w:instrText xml:space="preserve"> PAGEREF _Toc100001 \h </w:instrText>
-            </w:r>
-            <w:r>
-              <w:fldChar w:fldCharType="separate"/>
-            </w:r>
-            <w:r>
-              <w:t>2</w:t>
-            </w:r>
-            <w:r>
-              <w:fldChar w:fldCharType="end"/>
-            </w:r>
-          </w:hyperlink>
-        </w:p>
-        <w:p>
-          <w:pPr>
-            <w:pStyle w:val="9"/>
-            <w:tabs>
-              <w:tab w:val="right" w:leader="dot" w:pos="9026"/>
-            </w:tabs>
-            <w:spacing w:before="120" w:after="60"/>
-          </w:pPr>
-          <w:hyperlink w:anchor="_Toc100002" w:history="1">
-            <w:r>
-              <w:rPr>
-                <w:rStyle w:val="Hyperlink"/>
-              </w:rPr>
-              <w:t>3. Конвейер ФИЛЬМЫ: от тапа до PLAYING</w:t>
-            </w:r>
-            <w:r>
-              <w:tab/>
-            </w:r>
-            <w:r>
-              <w:fldChar w:fldCharType="begin"/>
-            </w:r>
-            <w:r>
-              <w:instrText xml:space="preserve"> PAGEREF _Toc100002 \h </w:instrText>
-            </w:r>
-            <w:r>
-              <w:fldChar w:fldCharType="separate"/>
-            </w:r>
-            <w:r>
-              <w:t>2</w:t>
-            </w:r>
-            <w:r>
-              <w:fldChar w:fldCharType="end"/>
-            </w:r>
-          </w:hyperlink>
-        </w:p>
-        <w:p>
-          <w:pPr>
-            <w:pStyle w:val="9"/>
-            <w:tabs>
-              <w:tab w:val="right" w:leader="dot" w:pos="9026"/>
-            </w:tabs>
-            <w:spacing w:before="120" w:after="60"/>
-          </w:pPr>
-          <w:hyperlink w:anchor="_Toc100003" w:history="1">
-            <w:r>
-              <w:rPr>
-                <w:rStyle w:val="Hyperlink"/>
-              </w:rPr>
-              <w:t>4. Проверка файла (probe): лимиты и устойчивость</w:t>
-            </w:r>
-            <w:r>
-              <w:tab/>
-            </w:r>
-            <w:r>
-              <w:fldChar w:fldCharType="begin"/>
-            </w:r>
-            <w:r>
-              <w:instrText xml:space="preserve"> PAGEREF _Toc100003 \h </w:instrText>
-            </w:r>
-            <w:r>
-              <w:fldChar w:fldCharType="separate"/>
-            </w:r>
-            <w:r>
-              <w:t>3</w:t>
-            </w:r>
-            <w:r>
-              <w:fldChar w:fldCharType="end"/>
-            </w:r>
-          </w:hyperlink>
-        </w:p>
-        <w:p>
-          <w:pPr>
-            <w:pStyle w:val="9"/>
-            <w:tabs>
-              <w:tab w:val="right" w:leader="dot" w:pos="9026"/>
-            </w:tabs>
-            <w:spacing w:before="120" w:after="60"/>
-          </w:pPr>
-          <w:hyperlink w:anchor="_Toc100004" w:history="1">
-            <w:r>
-              <w:rPr>
-                <w:rStyle w:val="Hyperlink"/>
-              </w:rPr>
-              <w:t>5. Индикация занятости: busy-карточка</w:t>
-            </w:r>
-            <w:r>
-              <w:tab/>
-            </w:r>
-            <w:r>
-              <w:fldChar w:fldCharType="begin"/>
-            </w:r>
-            <w:r>
-              <w:instrText xml:space="preserve"> PAGEREF _Toc100004 \h </w:instrText>
-            </w:r>
-            <w:r>
-              <w:fldChar w:fldCharType="separate"/>
-            </w:r>
-            <w:r>
-              <w:t>3</w:t>
-            </w:r>
-            <w:r>
-              <w:fldChar w:fldCharType="end"/>
-            </w:r>
-          </w:hyperlink>
-        </w:p>
-        <w:p>
-          <w:pPr>
-            <w:pStyle w:val="9"/>
-            <w:tabs>
-              <w:tab w:val="right" w:leader="dot" w:pos="9026"/>
-            </w:tabs>
-            <w:spacing w:before="120" w:after="60"/>
-          </w:pPr>
-          <w:hyperlink w:anchor="_Toc100005" w:history="1">
-            <w:r>
-              <w:rPr>
-                <w:rStyle w:val="Hyperlink"/>
-              </w:rPr>
-              <w:t>6. Плеер esp_player: пайплайн, задачи, буферы</w:t>
-            </w:r>
-            <w:r>
-              <w:tab/>
-            </w:r>
-            <w:r>
-              <w:fldChar w:fldCharType="begin"/>
-            </w:r>
-            <w:r>
-              <w:instrText xml:space="preserve"> PAGEREF _Toc100005 \h </w:instrText>
-            </w:r>
-            <w:r>
-              <w:fldChar w:fldCharType="separate"/>
-            </w:r>
-            <w:r>
-              <w:t>4</w:t>
-            </w:r>
-            <w:r>
-              <w:fldChar w:fldCharType="end"/>
-            </w:r>
-          </w:hyperlink>
-        </w:p>
-        <w:p>
-          <w:pPr>
-            <w:pStyle w:val="9"/>
-            <w:tabs>
-              <w:tab w:val="right" w:leader="dot" w:pos="9026"/>
-            </w:tabs>
-            <w:spacing w:before="120" w:after="60"/>
-          </w:pPr>
-          <w:hyperlink w:anchor="_Toc100006" w:history="1">
-            <w:r>
-              <w:rPr>
-                <w:rStyle w:val="Hyperlink"/>
-              </w:rPr>
-              <w:t>7. Диагностика: лог по HTTP, сборка, host-превью</w:t>
-            </w:r>
-            <w:r>
-              <w:tab/>
-            </w:r>
-            <w:r>
-              <w:fldChar w:fldCharType="begin"/>
-            </w:r>
-            <w:r>
-              <w:instrText xml:space="preserve"> PAGEREF _Toc100006 \h </w:instrText>
-            </w:r>
-            <w:r>
-              <w:fldChar w:fldCharType="separate"/>
-            </w:r>
-            <w:r>
-              <w:t>5</w:t>
-            </w:r>
-            <w:r>
-              <w:fldChar w:fldCharType="end"/>
-            </w:r>
-          </w:hyperlink>
-        </w:p>
-        <w:p>
-          <w:pPr>
-            <w:pStyle w:val="9"/>
-            <w:tabs>
-              <w:tab w:val="right" w:leader="dot" w:pos="9026"/>
-            </w:tabs>
-            <w:spacing w:before="120" w:after="60"/>
-          </w:pPr>
-          <w:hyperlink w:anchor="_Toc100007" w:history="1">
-            <w:r>
-              <w:rPr>
-                <w:rStyle w:val="Hyperlink"/>
-              </w:rPr>
-              <w:t>8. Известные ограничения и история изменений</w:t>
-            </w:r>
-            <w:r>
-              <w:tab/>
-            </w:r>
-            <w:r>
-              <w:fldChar w:fldCharType="begin"/>
-            </w:r>
-            <w:r>
-              <w:instrText xml:space="preserve"> PAGEREF _Toc100007 \h </w:instrText>
-            </w:r>
-            <w:r>
-              <w:fldChar w:fldCharType="separate"/>
-            </w:r>
-            <w:r>
-              <w:t>5</w:t>
-            </w:r>
-            <w:r>
-              <w:fldChar w:fldCharType="end"/>
-            </w:r>
-          </w:hyperlink>
         </w:p>
         <w:p>
           <w:r>
@@ -575,7 +291,6 @@
         <w:pStyle w:val="Heading1"/>
         <w:spacing w:after="160" w:before="360" w:line="312"/>
       </w:pPr>
-      <w:bookmarkStart w:id="100000" w:name="_Toc100000"/>
       <w:r>
         <w:rPr>
           <w:rFonts w:ascii="Arial" w:eastAsia="Arial" w:hAnsi="Arial"/>
@@ -587,7 +302,6 @@
         </w:rPr>
         <w:t xml:space="preserve">1. Назначение и состав подсистемы</w:t>
       </w:r>
-      <w:bookmarkEnd w:id="100000"/>
     </w:p>
     <w:p>
       <w:pPr>
@@ -642,7 +356,6 @@
         <w:pStyle w:val="Heading1"/>
         <w:spacing w:after="160" w:before="360" w:line="312"/>
       </w:pPr>
-      <w:bookmarkStart w:id="100001" w:name="_Toc100001"/>
       <w:r>
         <w:rPr>
           <w:rFonts w:ascii="Arial" w:eastAsia="Arial" w:hAnsi="Arial"/>
@@ -654,7 +367,6 @@
         </w:rPr>
         <w:t xml:space="preserve">2. Аппаратный тракт аудио и видео</w:t>
       </w:r>
-      <w:bookmarkEnd w:id="100001"/>
     </w:p>
     <w:p>
       <w:pPr>
@@ -1379,7 +1091,6 @@
         <w:pStyle w:val="Heading1"/>
         <w:spacing w:after="160" w:before="360" w:line="312"/>
       </w:pPr>
-      <w:bookmarkStart w:id="100002" w:name="_Toc100002"/>
       <w:r>
         <w:rPr>
           <w:rFonts w:ascii="Arial" w:eastAsia="Arial" w:hAnsi="Arial"/>
@@ -1391,7 +1102,6 @@
         </w:rPr>
         <w:t xml:space="preserve">3. Конвейер ФИЛЬМЫ: от тапа до PLAYING</w:t>
       </w:r>
-      <w:bookmarkEnd w:id="100002"/>
     </w:p>
     <w:p>
       <w:pPr>
@@ -1865,7 +1575,7 @@
                 <w:sz w:val="20"/>
                 <w:szCs w:val="20"/>
               </w:rPr>
-              <w:t xml:space="preserve">Range-чтение 64 КБ головы + moov-индекса, разбор avcC: кодек, профиль, разрешение</w:t>
+              <w:t xml:space="preserve">Ленивый обход mp4 через скользящее окно 64 КБ: голова, затем по заголовкам до avcC/ctts — десятки КБ, moov целиком не качается; кодек, профиль, B-кадры, разрешение; вердикт кэшируется</w:t>
             </w:r>
           </w:p>
         </w:tc>
@@ -1893,7 +1603,7 @@
                 <w:sz w:val="20"/>
                 <w:szCs w:val="20"/>
               </w:rPr>
-              <w:t xml:space="preserve">films: range … → HTTP 206, N bytes; avcC: profile=…</w:t>
+              <w:t xml:space="preserve">films: range … → HTTP 206, N bytes; avcC: profile=… constraint=0x… level=…</w:t>
             </w:r>
           </w:p>
         </w:tc>
@@ -2329,7 +2039,7 @@
                 <w:sz w:val="20"/>
                 <w:szCs w:val="20"/>
               </w:rPr>
-              <w:t xml:space="preserve">moov-индекс больше лимита 12 МБ — локальный быстрый отказ, сеть не при чём</w:t>
+              <w:t xml:space="preserve">moov-индекс больше санитарного лимита 64 МБ — мусорный заголовок; реальный отказ локальный, сеть не при чём</w:t>
             </w:r>
           </w:p>
         </w:tc>
@@ -2549,7 +2259,7 @@
                 <w:sz w:val="20"/>
                 <w:szCs w:val="20"/>
               </w:rPr>
-              <w:t xml:space="preserve">нужен H.264 Baseline</w:t>
+              <w:t xml:space="preserve">нужен H.264 Baseline/Main(constr.)</w:t>
             </w:r>
           </w:p>
         </w:tc>
@@ -2577,7 +2287,7 @@
                 <w:sz w:val="20"/>
                 <w:szCs w:val="20"/>
               </w:rPr>
-              <w:t xml:space="preserve">H.264 профиля Main/High — программный декодер их не тянет</w:t>
+              <w:t xml:space="preserve">High или Main без constraint_set1 (CABAC/B-кадры — декодер h264bsd их не тянет). Main с constraint_set1 и без ctts проходит</w:t>
             </w:r>
           </w:p>
         </w:tc>
@@ -2650,7 +2360,6 @@
         <w:pStyle w:val="Heading1"/>
         <w:spacing w:after="160" w:before="360" w:line="312"/>
       </w:pPr>
-      <w:bookmarkStart w:id="100003" w:name="_Toc100003"/>
       <w:r>
         <w:rPr>
           <w:rFonts w:ascii="Arial" w:eastAsia="Arial" w:hAnsi="Arial"/>
@@ -2660,9 +2369,8 @@
           <w:sz w:val="32"/>
           <w:szCs w:val="32"/>
         </w:rPr>
-        <w:t xml:space="preserve">4. Проверка файла (probe): лимиты и устойчивость</w:t>
-      </w:r>
-      <w:bookmarkEnd w:id="100003"/>
+        <w:t xml:space="preserve">4. Проверка файла (probe): ленивый обход, профильный gate, кэш</w:t>
+      </w:r>
     </w:p>
     <w:p>
       <w:pPr>
@@ -2677,7 +2385,7 @@
           <w:sz w:val="24"/>
           <w:szCs w:val="24"/>
         </w:rPr>
-        <w:t xml:space="preserve">Проверка отвечает на три вопроса до запуска плеера: доступен ли файл, лежит ли moov-индекс в досягаемости и совместим ли кодек. Порядок: Range-чтение первых 64 КБ; обход верхних боксов mp4; если moov не в голове — обход боксов 16-байтовыми чтениями (mdat первым); чтение moov целиком (транзитный буфер в PSRAM, освобождается сразу после разбора); разбор trak → mdia → minf → stbl → stsd → avcC.</w:t>
+        <w:t xml:space="preserve">Проверка отвечает на три вопроса до запуска плеера: доступен ли файл, декодируем ли его кодек и каковы размеры кадра. Порядок (eab762a): Range-чтение первых 64 КБ; обход верхних боксов mp4; если moov не в голове — обход боксов 16-байтовыми чтениями (mdat первым); затем «ленивый» обход moov через скользящее окно 64 КБ: дочерние боксы trak/mdia/minf/stbl пропускаются по заголовку, реально скачиваются только полезные нагрузки пути — hdlr, stsd/avcC и голова ctts. Целый moov больше не скачивается никогда: типичная проба переносит десятки килобайт за 1–4 запроса вместо 3–12 МБ за минуты.</w:t>
       </w:r>
     </w:p>
     <w:p>
@@ -2693,7 +2401,7 @@
           <w:sz w:val="24"/>
           <w:szCs w:val="24"/>
         </w:rPr>
-        <w:t xml:space="preserve">Лимит MOOV_MAX поднят с 4 до 12 МБ (E-20): реальные ремуксы длинных фильмов несут мегабайты таблиц stsz/stco/ctts; у фильма «Agent for H.A.R.M.» moov — 3.4 МБ, у 560-мегабайтного «The Flame» — больше 4 МБ, из-за чего файл мгновенно отклонялся с ложным «сервер не ответил». После поднятия лимита такие файлы проверяются; при типичной скорости узла ~20 кБ/с чтение индекса занимает минуты, и ход процесса виден на busy-карточке («проверяю файл: 3.2 из 11.8 МБ, 19 кБ/с»).</w:t>
+        <w:t xml:space="preserve">Профильный gate (E-21). Программный декодер — h264bsd (esp_h264_dec_sw; HW-декодера H.264 на ESP32-P4 нет): его SPS-парсер не смотрит на profile_idc, а PPS-парсер отклоняет CABAC. Поэтому: Baseline (66) — всегда проходит; Main (77) — проходит при установленном constraint_set1 (поток по определению ограничен инструментами Baseline: CAVLC, без B-кадров) и при отсутствии B-кадров — их даёт бокс ctts с ненулевыми композиционными сдвигами (pts ≠ dts), дешёвая защита от кодировщиков, ставящих флаг небрежно; High и Main без флага отклоняются с честной строкой «нужен H.264 Baseline/Main(constr.)». Лимит moov стал санитарным (64 МБ против мусорных заголовков): большие, но реальные индексы больше не отсекаются.</w:t>
       </w:r>
     </w:p>
     <w:p>
@@ -2709,7 +2417,7 @@
           <w:sz w:val="24"/>
           <w:szCs w:val="24"/>
         </w:rPr>
-        <w:t xml:space="preserve">Устойчивость к сети: разовые обрывы (узлы archive.org иногда рвут второе соединение сразу после успешного чтения головы) покрываются одной чистой повторной попыткой films_probe_url — retrу выполняется только для транспортного кода FILMS_ERR_NET, отказы по кодеку/профилю не повторяются. Каждое чтение логируется со статусом HTTP и байтами: по логу можно точно сказать, какая фаза не удалась, без подключения ПК (журнал ошибок, E-16).</w:t>
+        <w:t xml:space="preserve">Скорость и повторные пробы. Транспортный буфер Range-чтений поднят 4 → 32 КБ: именно окно приёма ограничивало поток ~20 кБ/с при RTT ~200 мс. Вердикт пробы кэшируется (8 записей LRU по play-URL): повторный тап по фильму не повторяет обход — отклонённый фильм отказывает мгновенно, одобренный сразу уходит в подготовку плеера; транспортные коды (NET, NO_RANGE) не кэшируются и повторяются при следующем тапе. Разовые обрывы по-прежнему покрываются одной чистой повторной попыткой films_probe_url только для FILMS_ERR_NET; каждое чтение логируется со статусом HTTP и байтами (E-16).</w:t>
       </w:r>
     </w:p>
     <w:p>
@@ -2717,7 +2425,6 @@
         <w:pStyle w:val="Heading1"/>
         <w:spacing w:after="160" w:before="360" w:line="312"/>
       </w:pPr>
-      <w:bookmarkStart w:id="100004" w:name="_Toc100004"/>
       <w:r>
         <w:rPr>
           <w:rFonts w:ascii="Arial" w:eastAsia="Arial" w:hAnsi="Arial"/>
@@ -2729,7 +2436,6 @@
         </w:rPr>
         <w:t xml:space="preserve">5. Индикация занятости: busy-карточка</w:t>
       </w:r>
-      <w:bookmarkEnd w:id="100004"/>
     </w:p>
     <w:p>
       <w:pPr>
@@ -2800,7 +2506,6 @@
         <w:pStyle w:val="Heading1"/>
         <w:spacing w:after="160" w:before="360" w:line="312"/>
       </w:pPr>
-      <w:bookmarkStart w:id="100005" w:name="_Toc100005"/>
       <w:r>
         <w:rPr>
           <w:rFonts w:ascii="Arial" w:eastAsia="Arial" w:hAnsi="Arial"/>
@@ -2812,7 +2517,6 @@
         </w:rPr>
         <w:t xml:space="preserve">6. Плеер esp_player: пайплайн, задачи, буферы</w:t>
       </w:r>
-      <w:bookmarkEnd w:id="100005"/>
     </w:p>
     <w:p>
       <w:pPr>
@@ -4287,7 +3991,6 @@
         <w:pStyle w:val="Heading1"/>
         <w:spacing w:after="160" w:before="360" w:line="312"/>
       </w:pPr>
-      <w:bookmarkStart w:id="100006" w:name="_Toc100006"/>
       <w:r>
         <w:rPr>
           <w:rFonts w:ascii="Arial" w:eastAsia="Arial" w:hAnsi="Arial"/>
@@ -4299,7 +4002,6 @@
         </w:rPr>
         <w:t xml:space="preserve">7. Диагностика: лог по HTTP, сборка, host-превью</w:t>
       </w:r>
-      <w:bookmarkEnd w:id="100006"/>
     </w:p>
     <w:p>
       <w:pPr>
@@ -4330,7 +4032,7 @@
           <w:sz w:val="24"/>
           <w:szCs w:val="24"/>
         </w:rPr>
-        <w:t xml:space="preserve">Что искать в логе при проблемах фильмов: строки films: (search/resolved/range/avcC/probe) показывают, на какой стадии и с каким кодом отказ; ESP_PLAYER_STATE — смену состояний плеера; media_player: buffering/buffered — работу гейта; MP4_PARSER — распознанные треки и частоты. Типовой здоровый цикл: search N hits → resolved … (node) → range HTTP 206 → avcC: profile=66 → probe → ok WxH → film ok → PREPARING → PLAYING.</w:t>
+        <w:t xml:space="preserve">Что искать в логе при проблемах фильмов: строки films: (search/resolved/range/avcC/probe/cached) показывают, на какой стадии и с каким кодом отказ; ESP_PLAYER_STATE — смену состояний плеера; media_player: buffering/buffered — работу гейта; MP4_PARSER — распознанные треки и частоты. Типовой здоровый цикл: search N hits → resolved … (node) → range HTTP 206 → avcC: profile=66 constraint=… level=… (или 77 при constraint=0x40) → probe → ok WxH → film ok → PREPARING → PLAYING. Повторный тап по тому же фильму печатает «probe …: cached» без сетевых запросов.</w:t>
       </w:r>
     </w:p>
     <w:p>
@@ -4346,7 +4048,7 @@
           <w:sz w:val="24"/>
           <w:szCs w:val="24"/>
         </w:rPr>
-        <w:t xml:space="preserve">Проверка UI без платы: host-превью scripts/uihost собирается на ПК (gcc) и рендерит кадры UI в PNG, включая сцены busy-карточки. Тот же исходник browser.c компилируется и в прошивку, и в превью (платформенная изоляция под CAMOS_UI_PREVIEW), поэтому правки интерфейса проверяются до прошивки. Синтакс-контроль films.c на хосте — стабами esp_http_client в scripts/uihost/stubs.</w:t>
+        <w:t xml:space="preserve">Проверка UI и логики без платы: host-превью scripts/uihost собирается на ПК (gcc) и рендерит кадры UI в PNG, включая сцены busy-карточки. Тот же исходник browser.c компилируется и в прошивку, и в превью (платформенная изоляция под CAMOS_UI_PREVIEW), поэтому правки интерфейса проверяются до прошивки. Проба фильмов покрыта функциональными тестами scripts/uihost/run_tests.sh: films.c линкуется с фейковым HTTP-слоем (Range, счётчики запросов/байт) и проверяется на 23 синтетических и 8 реальных ffmpeg-фикстурах — вердикты, число запросов, бюджет трафика.</w:t>
       </w:r>
     </w:p>
     <w:p>
@@ -4370,7 +4072,6 @@
         <w:pStyle w:val="Heading1"/>
         <w:spacing w:after="160" w:before="360" w:line="312"/>
       </w:pPr>
-      <w:bookmarkStart w:id="100007" w:name="_Toc100007"/>
       <w:r>
         <w:rPr>
           <w:rFonts w:ascii="Arial" w:eastAsia="Arial" w:hAnsi="Arial"/>
@@ -4382,7 +4083,6 @@
         </w:rPr>
         <w:t xml:space="preserve">8. Известные ограничения и история изменений</w:t>
       </w:r>
-      <w:bookmarkEnd w:id="100007"/>
     </w:p>
     <w:p>
       <w:pPr>
@@ -4425,7 +4125,7 @@
           <w:sz w:val="24"/>
           <w:szCs w:val="24"/>
         </w:rPr>
-        <w:t xml:space="preserve">Скорость узлов archive.org при пробах ~15–25 кБ/с: чтение большого moov занимает минуты; busy-карточка делает это терпимым, а честный код «индекс файла слишком велик» отсекает патологии &gt; 12 МБ.</w:t>
+        <w:t xml:space="preserve">Скорость узлов archive.org при больших сплошных чтениях ~15–25 кБ/с при буфере 4 КБ; после поднятия транспортного буфера до 32 КБ и перехода пробы на ленивый обход (десятки КБ вместо мегабайт) проба занимает секунды; длинные сплошные чтения остались только в подготовке плеера (extractor читает индекс сам).</w:t>
       </w:r>
     </w:p>
     <w:p>
@@ -4451,7 +4151,7 @@
           <w:sz w:val="24"/>
           <w:szCs w:val="24"/>
         </w:rPr>
-        <w:t xml:space="preserve">Программный декодер — только H.264 Baseline; Main/High отклоняются на пробе с внятным сообщением.</w:t>
+        <w:t xml:space="preserve">Программный декодер — H.264 Baseline и constraint_set1-Main без B-кадров (gate проверяет профиль + ctts); High и Main с CABAC/B-кадрами отклоняются на пробе с внятным сообщением.</w:t>
       </w:r>
     </w:p>
     <w:p>
@@ -5111,6 +4811,96 @@
           </w:p>
         </w:tc>
       </w:tr>
+      <w:tr>
+        <w:trPr>
+          <w:cantSplit/>
+          <w:tblHeader w:val="off"/>
+        </w:trPr>
+        <w:tc>
+          <w:tcPr>
+            <w:tcW w:type="pct" w:w="800"/>
+            <w:tcMar>
+              <w:top w:type="dxa" w:w="60"/>
+              <w:left w:type="dxa" w:w="120"/>
+              <w:bottom w:type="dxa" w:w="60"/>
+              <w:right w:type="dxa" w:w="120"/>
+            </w:tcMar>
+          </w:tcPr>
+          <w:p>
+            <w:pPr>
+              <w:spacing w:line="276"/>
+              <w:jc w:val="left"/>
+            </w:pPr>
+            <w:r>
+              <w:rPr>
+                <w:rFonts w:ascii="Times New Roman" w:eastAsia="Times New Roman" w:hAnsi="Times New Roman"/>
+                <w:b w:val="false"/>
+                <w:bCs w:val="false"/>
+                <w:color w:val="000000"/>
+                <w:sz w:val="20"/>
+                <w:szCs w:val="20"/>
+              </w:rPr>
+              <w:t xml:space="preserve">eab762a</w:t>
+            </w:r>
+          </w:p>
+        </w:tc>
+        <w:tc>
+          <w:tcPr>
+            <w:tcW w:type="pct" w:w="1700"/>
+            <w:tcMar>
+              <w:top w:type="dxa" w:w="60"/>
+              <w:left w:type="dxa" w:w="120"/>
+              <w:bottom w:type="dxa" w:w="60"/>
+              <w:right w:type="dxa" w:w="120"/>
+            </w:tcMar>
+          </w:tcPr>
+          <w:p>
+            <w:pPr>
+              <w:spacing w:line="276"/>
+              <w:jc w:val="left"/>
+            </w:pPr>
+            <w:r>
+              <w:rPr>
+                <w:rFonts w:ascii="Times New Roman" w:eastAsia="Times New Roman" w:hAnsi="Times New Roman"/>
+                <w:b w:val="false"/>
+                <w:bCs w:val="false"/>
+                <w:color w:val="000000"/>
+                <w:sz w:val="20"/>
+                <w:szCs w:val="20"/>
+              </w:rPr>
+              <w:t xml:space="preserve">Main+cs1, ленивая проба, кэш</w:t>
+            </w:r>
+          </w:p>
+        </w:tc>
+        <w:tc>
+          <w:tcPr>
+            <w:tcW w:type="pct" w:w="2500"/>
+            <w:tcMar>
+              <w:top w:type="dxa" w:w="60"/>
+              <w:left w:type="dxa" w:w="120"/>
+              <w:bottom w:type="dxa" w:w="60"/>
+              <w:right w:type="dxa" w:w="120"/>
+            </w:tcMar>
+          </w:tcPr>
+          <w:p>
+            <w:pPr>
+              <w:spacing w:line="276"/>
+              <w:jc w:val="left"/>
+            </w:pPr>
+            <w:r>
+              <w:rPr>
+                <w:rFonts w:ascii="Times New Roman" w:eastAsia="Times New Roman" w:hAnsi="Times New Roman"/>
+                <w:b w:val="false"/>
+                <w:bCs w:val="false"/>
+                <w:color w:val="000000"/>
+                <w:sz w:val="20"/>
+                <w:szCs w:val="20"/>
+              </w:rPr>
+              <w:t xml:space="preserve">gate: 66 и 77 при constraint_set1 без ctts; ленивый обход moov (окно 64 КБ); Range-буфер 4→32 КБ; кэш вердиктов; санитарный лимит 64 МБ (E-21)</w:t>
+            </w:r>
+          </w:p>
+        </w:tc>
+      </w:tr>
     </w:tbl>
     <w:p>
       <w:pPr>
@@ -5125,7 +4915,7 @@
           <w:sz w:val="24"/>
           <w:szCs w:val="24"/>
         </w:rPr>
-        <w:t xml:space="preserve">Сопутствующие документы: «CamBrowser. Журнал ошибок» (записи E-15…E-20 этого конвейера), «CamBrowser. Техническое описание» (плата, Ethernet, тач, UI), «Развёртывание среды сборки» (IDF, CI, Docker).</w:t>
+        <w:t xml:space="preserve">Сопутствующие документы: «CamBrowser. Журнал ошибок» (записи E-15…E-21 этого конвейера), «CamBrowser. Техническое описание» (плата, Ethernet, тач, UI), «Развёртывание среды сборки» (IDF, CI, Docker).</w:t>
       </w:r>
     </w:p>
     <w:sectPr>
@@ -5399,9 +5189,6 @@
     </w:rPr>
   </w:style>
   <w:style w:type="paragraph" w:styleId="Heading3">
-    <w:pPr>
-      <w:outlineLvl w:val="2"/>
-    </w:pPr>
     <w:name w:val="Heading 3"/>
     <w:basedOn w:val="Normal"/>
     <w:next w:val="Normal"/>
@@ -5413,9 +5200,6 @@
     </w:rPr>
   </w:style>
   <w:style w:type="paragraph" w:styleId="Heading4">
-    <w:pPr>
-      <w:outlineLvl w:val="3"/>
-    </w:pPr>
     <w:name w:val="Heading 4"/>
     <w:basedOn w:val="Normal"/>
     <w:next w:val="Normal"/>
@@ -5427,9 +5211,6 @@
     </w:rPr>
   </w:style>
   <w:style w:type="paragraph" w:styleId="Heading5">
-    <w:pPr>
-      <w:outlineLvl w:val="4"/>
-    </w:pPr>
     <w:name w:val="Heading 5"/>
     <w:basedOn w:val="Normal"/>
     <w:next w:val="Normal"/>
@@ -5439,9 +5220,6 @@
     </w:rPr>
   </w:style>
   <w:style w:type="paragraph" w:styleId="Heading6">
-    <w:pPr>
-      <w:outlineLvl w:val="5"/>
-    </w:pPr>
     <w:name w:val="Heading 6"/>
     <w:basedOn w:val="Normal"/>
     <w:next w:val="Normal"/>
@@ -5548,45 +5326,6 @@
       <w:sz w:val="20"/>
       <w:szCs w:val="20"/>
     </w:rPr>
-  </w:style>
-  <w:style xmlns:w="http://schemas.openxmlformats.org/wordprocessingml/2006/main" w:type="paragraph" w:styleId="9">
-    <w:name w:val="toc 1"/>
-    <w:basedOn w:val="Normal"/>
-    <w:uiPriority w:val="39"/>
-    <w:pPr>
-      <w:tabs>
-        <w:tab w:val="right" w:leader="dot" w:pos="9026"/>
-      </w:tabs>
-      <w:spacing w:before="120" w:after="60"/>
-    </w:pPr>
-    <w:rPr>
-      <w:b/>
-      <w:bCs/>
-    </w:rPr>
-  </w:style>
-  <w:style xmlns:w="http://schemas.openxmlformats.org/wordprocessingml/2006/main" w:type="paragraph" w:styleId="11">
-    <w:name w:val="toc 2"/>
-    <w:basedOn w:val="Normal"/>
-    <w:uiPriority w:val="39"/>
-    <w:pPr>
-      <w:tabs>
-        <w:tab w:val="right" w:leader="dot" w:pos="9026"/>
-      </w:tabs>
-      <w:ind w:left="360"/>
-      <w:spacing w:before="60" w:after="40"/>
-    </w:pPr>
-  </w:style>
-  <w:style xmlns:w="http://schemas.openxmlformats.org/wordprocessingml/2006/main" w:type="paragraph" w:styleId="12">
-    <w:name w:val="toc 3"/>
-    <w:basedOn w:val="Normal"/>
-    <w:uiPriority w:val="39"/>
-    <w:pPr>
-      <w:tabs>
-        <w:tab w:val="right" w:leader="dot" w:pos="9026"/>
-      </w:tabs>
-      <w:ind w:left="720"/>
-      <w:spacing w:before="40" w:after="20"/>
-    </w:pPr>
   </w:style>
 </w:styles>
 </file>

--- a/docs/CamBrowser_Медиа_подсистема.docx
+++ b/docs/CamBrowser_Медиа_подсистема.docx
@@ -138,7 +138,7 @@
                 <w:sz w:val="24"/>
                 <w:szCs w:val="24"/>
               </w:rPr>
-              <w:t xml:space="preserve">Ветка: feature/ethernet-browser · ревизия 2096994</w:t>
+              <w:t xml:space="preserve">Ветка: feature/ethernet-browser · ревизия c1243b6</w:t>
             </w:r>
           </w:p>
           <w:p>
@@ -249,9 +249,328 @@
         <w:p>
           <w:r>
             <w:fldChar w:fldCharType="begin" w:dirty="true"/>
+          </w:r>
+          <w:r>
             <w:instrText xml:space="preserve">TOC \h \o "1-2"</w:instrText>
+          </w:r>
+          <w:r>
             <w:fldChar w:fldCharType="separate"/>
           </w:r>
+        </w:p>
+        <w:p>
+          <w:pPr>
+            <w:pStyle w:val="9"/>
+            <w:tabs>
+              <w:tab w:val="right" w:leader="dot" w:pos="9026"/>
+            </w:tabs>
+            <w:spacing w:before="120" w:after="60"/>
+          </w:pPr>
+          <w:hyperlink w:anchor="_Toc100000" w:history="1">
+            <w:r>
+              <w:rPr>
+                <w:rStyle w:val="Hyperlink"/>
+              </w:rPr>
+              <w:t>1. Назначение и состав подсистемы</w:t>
+            </w:r>
+            <w:r>
+              <w:tab/>
+            </w:r>
+            <w:r>
+              <w:fldChar w:fldCharType="begin"/>
+            </w:r>
+            <w:r>
+              <w:instrText xml:space="preserve"> PAGEREF _Toc100000 \h </w:instrText>
+            </w:r>
+            <w:r>
+              <w:fldChar w:fldCharType="separate"/>
+            </w:r>
+            <w:r>
+              <w:t>1</w:t>
+            </w:r>
+            <w:r>
+              <w:fldChar w:fldCharType="end"/>
+            </w:r>
+          </w:hyperlink>
+        </w:p>
+        <w:p>
+          <w:pPr>
+            <w:pStyle w:val="9"/>
+            <w:tabs>
+              <w:tab w:val="right" w:leader="dot" w:pos="9026"/>
+            </w:tabs>
+            <w:spacing w:before="120" w:after="60"/>
+          </w:pPr>
+          <w:hyperlink w:anchor="_Toc100001" w:history="1">
+            <w:r>
+              <w:rPr>
+                <w:rStyle w:val="Hyperlink"/>
+              </w:rPr>
+              <w:t>2. Аппаратный тракт аудио и видео</w:t>
+            </w:r>
+            <w:r>
+              <w:tab/>
+            </w:r>
+            <w:r>
+              <w:fldChar w:fldCharType="begin"/>
+            </w:r>
+            <w:r>
+              <w:instrText xml:space="preserve"> PAGEREF _Toc100001 \h </w:instrText>
+            </w:r>
+            <w:r>
+              <w:fldChar w:fldCharType="separate"/>
+            </w:r>
+            <w:r>
+              <w:t>2</w:t>
+            </w:r>
+            <w:r>
+              <w:fldChar w:fldCharType="end"/>
+            </w:r>
+          </w:hyperlink>
+        </w:p>
+        <w:p>
+          <w:pPr>
+            <w:pStyle w:val="9"/>
+            <w:tabs>
+              <w:tab w:val="right" w:leader="dot" w:pos="9026"/>
+            </w:tabs>
+            <w:spacing w:before="120" w:after="60"/>
+          </w:pPr>
+          <w:hyperlink w:anchor="_Toc100002" w:history="1">
+            <w:r>
+              <w:rPr>
+                <w:rStyle w:val="Hyperlink"/>
+              </w:rPr>
+              <w:t>3. Конвейер ФИЛЬМЫ: от тапа до PLAYING</w:t>
+            </w:r>
+            <w:r>
+              <w:tab/>
+            </w:r>
+            <w:r>
+              <w:fldChar w:fldCharType="begin"/>
+            </w:r>
+            <w:r>
+              <w:instrText xml:space="preserve"> PAGEREF _Toc100002 \h </w:instrText>
+            </w:r>
+            <w:r>
+              <w:fldChar w:fldCharType="separate"/>
+            </w:r>
+            <w:r>
+              <w:t>2</w:t>
+            </w:r>
+            <w:r>
+              <w:fldChar w:fldCharType="end"/>
+            </w:r>
+          </w:hyperlink>
+        </w:p>
+        <w:p>
+          <w:pPr>
+            <w:pStyle w:val="9"/>
+            <w:tabs>
+              <w:tab w:val="right" w:leader="dot" w:pos="9026"/>
+            </w:tabs>
+            <w:spacing w:before="120" w:after="60"/>
+          </w:pPr>
+          <w:hyperlink w:anchor="_Toc100003" w:history="1">
+            <w:r>
+              <w:rPr>
+                <w:rStyle w:val="Hyperlink"/>
+              </w:rPr>
+              <w:t>4. Проверка файла (probe): ленивый обход, профильный gate, кэш</w:t>
+            </w:r>
+            <w:r>
+              <w:tab/>
+            </w:r>
+            <w:r>
+              <w:fldChar w:fldCharType="begin"/>
+            </w:r>
+            <w:r>
+              <w:instrText xml:space="preserve"> PAGEREF _Toc100003 \h </w:instrText>
+            </w:r>
+            <w:r>
+              <w:fldChar w:fldCharType="separate"/>
+            </w:r>
+            <w:r>
+              <w:t>3</w:t>
+            </w:r>
+            <w:r>
+              <w:fldChar w:fldCharType="end"/>
+            </w:r>
+          </w:hyperlink>
+        </w:p>
+        <w:p>
+          <w:pPr>
+            <w:pStyle w:val="9"/>
+            <w:tabs>
+              <w:tab w:val="right" w:leader="dot" w:pos="9026"/>
+            </w:tabs>
+            <w:spacing w:before="120" w:after="60"/>
+          </w:pPr>
+          <w:hyperlink w:anchor="_Toc100004" w:history="1">
+            <w:r>
+              <w:rPr>
+                <w:rStyle w:val="Hyperlink"/>
+              </w:rPr>
+              <w:t>5. Индикация занятости: busy-карточка</w:t>
+            </w:r>
+            <w:r>
+              <w:tab/>
+            </w:r>
+            <w:r>
+              <w:fldChar w:fldCharType="begin"/>
+            </w:r>
+            <w:r>
+              <w:instrText xml:space="preserve"> PAGEREF _Toc100004 \h </w:instrText>
+            </w:r>
+            <w:r>
+              <w:fldChar w:fldCharType="separate"/>
+            </w:r>
+            <w:r>
+              <w:t>3</w:t>
+            </w:r>
+            <w:r>
+              <w:fldChar w:fldCharType="end"/>
+            </w:r>
+          </w:hyperlink>
+        </w:p>
+        <w:p>
+          <w:pPr>
+            <w:pStyle w:val="9"/>
+            <w:tabs>
+              <w:tab w:val="right" w:leader="dot" w:pos="9026"/>
+            </w:tabs>
+            <w:spacing w:before="120" w:after="60"/>
+          </w:pPr>
+          <w:hyperlink w:anchor="_Toc100005" w:history="1">
+            <w:r>
+              <w:rPr>
+                <w:rStyle w:val="Hyperlink"/>
+              </w:rPr>
+              <w:t>6. Плеер esp_player: пайплайн, задачи, буферы</w:t>
+            </w:r>
+            <w:r>
+              <w:tab/>
+            </w:r>
+            <w:r>
+              <w:fldChar w:fldCharType="begin"/>
+            </w:r>
+            <w:r>
+              <w:instrText xml:space="preserve"> PAGEREF _Toc100005 \h </w:instrText>
+            </w:r>
+            <w:r>
+              <w:fldChar w:fldCharType="separate"/>
+            </w:r>
+            <w:r>
+              <w:t>4</w:t>
+            </w:r>
+            <w:r>
+              <w:fldChar w:fldCharType="end"/>
+            </w:r>
+          </w:hyperlink>
+        </w:p>
+        <w:p>
+          <w:pPr>
+            <w:pStyle w:val="9"/>
+            <w:tabs>
+              <w:tab w:val="right" w:leader="dot" w:pos="9026"/>
+            </w:tabs>
+            <w:spacing w:before="120" w:after="60"/>
+          </w:pPr>
+          <w:hyperlink w:anchor="_Toc100006" w:history="1">
+            <w:r>
+              <w:rPr>
+                <w:rStyle w:val="Hyperlink"/>
+              </w:rPr>
+              <w:t>7. Экранная статистика производительности (pstats, c1243b6)</w:t>
+            </w:r>
+            <w:r>
+              <w:tab/>
+            </w:r>
+            <w:r>
+              <w:fldChar w:fldCharType="begin"/>
+            </w:r>
+            <w:r>
+              <w:instrText xml:space="preserve"> PAGEREF _Toc100006 \h </w:instrText>
+            </w:r>
+            <w:r>
+              <w:fldChar w:fldCharType="separate"/>
+            </w:r>
+            <w:r>
+              <w:t>5</w:t>
+            </w:r>
+            <w:r>
+              <w:fldChar w:fldCharType="end"/>
+            </w:r>
+          </w:hyperlink>
+        </w:p>
+        <w:p>
+          <w:pPr>
+            <w:pStyle w:val="9"/>
+            <w:tabs>
+              <w:tab w:val="right" w:leader="dot" w:pos="9026"/>
+            </w:tabs>
+            <w:spacing w:before="120" w:after="60"/>
+          </w:pPr>
+          <w:hyperlink w:anchor="_Toc100007" w:history="1">
+            <w:r>
+              <w:rPr>
+                <w:rStyle w:val="Hyperlink"/>
+              </w:rPr>
+              <w:t>8. Диагностика: лог по HTTP, сборка, host-превью</w:t>
+            </w:r>
+            <w:r>
+              <w:tab/>
+            </w:r>
+            <w:r>
+              <w:fldChar w:fldCharType="begin"/>
+            </w:r>
+            <w:r>
+              <w:instrText xml:space="preserve"> PAGEREF _Toc100007 \h </w:instrText>
+            </w:r>
+            <w:r>
+              <w:fldChar w:fldCharType="separate"/>
+            </w:r>
+            <w:r>
+              <w:t>5</w:t>
+            </w:r>
+            <w:r>
+              <w:fldChar w:fldCharType="end"/>
+            </w:r>
+          </w:hyperlink>
+        </w:p>
+        <w:p>
+          <w:pPr>
+            <w:pStyle w:val="9"/>
+            <w:tabs>
+              <w:tab w:val="right" w:leader="dot" w:pos="9026"/>
+            </w:tabs>
+            <w:spacing w:before="120" w:after="60"/>
+          </w:pPr>
+          <w:hyperlink w:anchor="_Toc100008" w:history="1">
+            <w:r>
+              <w:rPr>
+                <w:rStyle w:val="Hyperlink"/>
+              </w:rPr>
+              <w:t>9. Известные ограничения и история изменений</w:t>
+            </w:r>
+            <w:r>
+              <w:tab/>
+            </w:r>
+            <w:r>
+              <w:fldChar w:fldCharType="begin"/>
+            </w:r>
+            <w:r>
+              <w:instrText xml:space="preserve"> PAGEREF _Toc100008 \h </w:instrText>
+            </w:r>
+            <w:r>
+              <w:fldChar w:fldCharType="separate"/>
+            </w:r>
+            <w:r>
+              <w:t>6</w:t>
+            </w:r>
+            <w:r>
+              <w:fldChar w:fldCharType="end"/>
+            </w:r>
+          </w:hyperlink>
         </w:p>
         <w:p>
           <w:r>
@@ -291,6 +610,7 @@
         <w:pStyle w:val="Heading1"/>
         <w:spacing w:after="160" w:before="360" w:line="312"/>
       </w:pPr>
+      <w:bookmarkStart w:id="100000" w:name="_Toc100000"/>
       <w:r>
         <w:rPr>
           <w:rFonts w:ascii="Arial" w:eastAsia="Arial" w:hAnsi="Arial"/>
@@ -302,6 +622,7 @@
         </w:rPr>
         <w:t xml:space="preserve">1. Назначение и состав подсистемы</w:t>
       </w:r>
+      <w:bookmarkEnd w:id="100000"/>
     </w:p>
     <w:p>
       <w:pPr>
@@ -356,6 +677,7 @@
         <w:pStyle w:val="Heading1"/>
         <w:spacing w:after="160" w:before="360" w:line="312"/>
       </w:pPr>
+      <w:bookmarkStart w:id="100001" w:name="_Toc100001"/>
       <w:r>
         <w:rPr>
           <w:rFonts w:ascii="Arial" w:eastAsia="Arial" w:hAnsi="Arial"/>
@@ -367,6 +689,7 @@
         </w:rPr>
         <w:t xml:space="preserve">2. Аппаратный тракт аудио и видео</w:t>
       </w:r>
+      <w:bookmarkEnd w:id="100001"/>
     </w:p>
     <w:p>
       <w:pPr>
@@ -1091,6 +1414,7 @@
         <w:pStyle w:val="Heading1"/>
         <w:spacing w:after="160" w:before="360" w:line="312"/>
       </w:pPr>
+      <w:bookmarkStart w:id="100002" w:name="_Toc100002"/>
       <w:r>
         <w:rPr>
           <w:rFonts w:ascii="Arial" w:eastAsia="Arial" w:hAnsi="Arial"/>
@@ -1102,6 +1426,7 @@
         </w:rPr>
         <w:t xml:space="preserve">3. Конвейер ФИЛЬМЫ: от тапа до PLAYING</w:t>
       </w:r>
+      <w:bookmarkEnd w:id="100002"/>
     </w:p>
     <w:p>
       <w:pPr>
@@ -2360,6 +2685,7 @@
         <w:pStyle w:val="Heading1"/>
         <w:spacing w:after="160" w:before="360" w:line="312"/>
       </w:pPr>
+      <w:bookmarkStart w:id="100003" w:name="_Toc100003"/>
       <w:r>
         <w:rPr>
           <w:rFonts w:ascii="Arial" w:eastAsia="Arial" w:hAnsi="Arial"/>
@@ -2371,6 +2697,7 @@
         </w:rPr>
         <w:t xml:space="preserve">4. Проверка файла (probe): ленивый обход, профильный gate, кэш</w:t>
       </w:r>
+      <w:bookmarkEnd w:id="100003"/>
     </w:p>
     <w:p>
       <w:pPr>
@@ -2425,6 +2752,7 @@
         <w:pStyle w:val="Heading1"/>
         <w:spacing w:after="160" w:before="360" w:line="312"/>
       </w:pPr>
+      <w:bookmarkStart w:id="100004" w:name="_Toc100004"/>
       <w:r>
         <w:rPr>
           <w:rFonts w:ascii="Arial" w:eastAsia="Arial" w:hAnsi="Arial"/>
@@ -2436,6 +2764,7 @@
         </w:rPr>
         <w:t xml:space="preserve">5. Индикация занятости: busy-карточка</w:t>
       </w:r>
+      <w:bookmarkEnd w:id="100004"/>
     </w:p>
     <w:p>
       <w:pPr>
@@ -2506,6 +2835,7 @@
         <w:pStyle w:val="Heading1"/>
         <w:spacing w:after="160" w:before="360" w:line="312"/>
       </w:pPr>
+      <w:bookmarkStart w:id="100005" w:name="_Toc100005"/>
       <w:r>
         <w:rPr>
           <w:rFonts w:ascii="Arial" w:eastAsia="Arial" w:hAnsi="Arial"/>
@@ -2517,6 +2847,7 @@
         </w:rPr>
         <w:t xml:space="preserve">6. Плеер esp_player: пайплайн, задачи, буферы</w:t>
       </w:r>
+      <w:bookmarkEnd w:id="100005"/>
     </w:p>
     <w:p>
       <w:pPr>
@@ -3297,7 +3628,7 @@
           <w:sz w:val="24"/>
           <w:szCs w:val="24"/>
         </w:rPr>
-        <w:t xml:space="preserve">Буферы и гейт буферизации — ключевой тюнинг для сетевого кино. У esp_player есть гейт: при падении запаса демукс-данных ниже 200 мс он ставит воспроизведение на паузу и возобновляет при 300 мс; на старте порог 400 мс. Проблема была в размере самого пула: по умолчанию видео-пул — 100 КБ, что на типичном стриме — лишь ~140 мс данных; гейт физически не мог набрать свои 300 мс, сдавался и отключался навсегда (Demux pool saturated … disabling the re-buffering gate), после чего сеть ничем не сглаживалась, а рендер сыпал Write too slow на каждый поздний кадр (E-19).</w:t>
+        <w:t xml:space="preserve">Буферы и гейт буферизации — ключевой тюнинг для сетевого кино. У esp_player есть гейт: при падении запаса демукс-данных ниже порога он ставит воспроизведение на паузу и возобновляет при большем запасе. Проблема была в размере самого пула: по умолчанию видео-пул — 100 КБ (~140 мс данных), гейт физически не мог набрать свои 300 мс и отключался навсегда (E-19). После c1243b6 пулам и порогам оставлен реальный запас: 2 МБ демукс-пул и 256 КБ HTTP read-ahead в PSRAM, стартовая подкачка 1.5 с и возобновление при 1.2 с — короткие скачки сети перестают останавливать картинку, а на медленных линиях busy-карточка и OSD честно показывают подкачку (E-19, E-22).</w:t>
       </w:r>
     </w:p>
     <w:p>
@@ -3486,7 +3817,7 @@
                 <w:sz w:val="20"/>
                 <w:szCs w:val="20"/>
               </w:rPr>
-              <w:t xml:space="preserve">512 КБ (PSRAM)</w:t>
+              <w:t xml:space="preserve">2 МБ (PSRAM)</w:t>
             </w:r>
           </w:p>
         </w:tc>
@@ -3514,7 +3845,7 @@
                 <w:sz w:val="20"/>
                 <w:szCs w:val="20"/>
               </w:rPr>
-              <w:t xml:space="preserve">Секунды данных на потоках 0.5–3 Мбит/с: гейт достигает порога 300 мс, скачки сети сглаживаются</w:t>
+              <w:t xml:space="preserve">Секунды данных на потоках 0.5–3 Мбит/с: гейт реально дотягивает до порога возобновления, скачки сети сглаживаются</w:t>
             </w:r>
           </w:p>
         </w:tc>
@@ -3576,7 +3907,7 @@
                 <w:sz w:val="20"/>
                 <w:szCs w:val="20"/>
               </w:rPr>
-              <w:t xml:space="preserve">80 КБ (по умолчанию)</w:t>
+              <w:t xml:space="preserve">256 КБ (было 80 КБ)</w:t>
             </w:r>
           </w:p>
         </w:tc>
@@ -3604,7 +3935,7 @@
                 <w:sz w:val="20"/>
                 <w:szCs w:val="20"/>
               </w:rPr>
-              <w:t xml:space="preserve">Достаточно; увеличенный пул решает главную проблему</w:t>
+              <w:t xml:space="preserve">Read-ahead HTTP: сглаживает packet-level jitter до демуксера</w:t>
             </w:r>
           </w:p>
         </w:tc>
@@ -3666,7 +3997,7 @@
                 <w:sz w:val="20"/>
                 <w:szCs w:val="20"/>
               </w:rPr>
-              <w:t xml:space="preserve">400 мс (по умолчанию)</w:t>
+              <w:t xml:space="preserve">1500 мс (было 400)</w:t>
             </w:r>
           </w:p>
         </w:tc>
@@ -3694,7 +4025,7 @@
                 <w:sz w:val="20"/>
                 <w:szCs w:val="20"/>
               </w:rPr>
-              <w:t xml:space="preserve">Стартовая подкачка перед первым кадром</w:t>
+              <w:t xml:space="preserve">Стартовая подкачка перед первым кадром — старый старт «рвался» на первых секундах</w:t>
             </w:r>
           </w:p>
         </w:tc>
@@ -3756,7 +4087,7 @@
                 <w:sz w:val="20"/>
                 <w:szCs w:val="20"/>
               </w:rPr>
-              <w:t xml:space="preserve">200 мс (по умолчанию)</w:t>
+              <w:t xml:space="preserve">400 мс (было 200)</w:t>
             </w:r>
           </w:p>
         </w:tc>
@@ -3784,7 +4115,7 @@
                 <w:sz w:val="20"/>
                 <w:szCs w:val="20"/>
               </w:rPr>
-              <w:t xml:space="preserve">Порог входа в паузу</w:t>
+              <w:t xml:space="preserve">Порог входа в паузу; гистерезис с resume крупнее, пауза не мигает</w:t>
             </w:r>
           </w:p>
         </w:tc>
@@ -3846,7 +4177,7 @@
                 <w:sz w:val="20"/>
                 <w:szCs w:val="20"/>
               </w:rPr>
-              <w:t xml:space="preserve">300 мс (по умолчанию)</w:t>
+              <w:t xml:space="preserve">1200 мс (было 300)</w:t>
             </w:r>
           </w:p>
         </w:tc>
@@ -3874,7 +4205,7 @@
                 <w:sz w:val="20"/>
                 <w:szCs w:val="20"/>
               </w:rPr>
-              <w:t xml:space="preserve">Порог возобновления; теперь достижим</w:t>
+              <w:t xml:space="preserve">Порог возобновления: после паузы картинка идёт с запасом, а не впритык</w:t>
             </w:r>
           </w:p>
         </w:tc>
@@ -3936,7 +4267,7 @@
                 <w:sz w:val="20"/>
                 <w:szCs w:val="20"/>
               </w:rPr>
-              <w:t xml:space="preserve">50 мс (по умолчанию)</w:t>
+              <w:t xml:space="preserve">250 мс (было 50)</w:t>
             </w:r>
           </w:p>
         </w:tc>
@@ -3964,7 +4295,7 @@
                 <w:sz w:val="20"/>
                 <w:szCs w:val="20"/>
               </w:rPr>
-              <w:t xml:space="preserve">Гистерезис, чтобы не мигать паузой</w:t>
+              <w:t xml:space="preserve">Сколько ждем низкого запаса, прежде чем встать на паузу</w:t>
             </w:r>
           </w:p>
         </w:tc>
@@ -3991,6 +4322,7 @@
         <w:pStyle w:val="Heading1"/>
         <w:spacing w:after="160" w:before="360" w:line="312"/>
       </w:pPr>
+      <w:bookmarkStart w:id="100006" w:name="_Toc100006"/>
       <w:r>
         <w:rPr>
           <w:rFonts w:ascii="Arial" w:eastAsia="Arial" w:hAnsi="Arial"/>
@@ -4000,8 +4332,640 @@
           <w:sz w:val="32"/>
           <w:szCs w:val="32"/>
         </w:rPr>
-        <w:t xml:space="preserve">7. Диагностика: лог по HTTP, сборка, host-превью</w:t>
+        <w:t xml:space="preserve">7. Экранная статистика производительности (pstats, c1243b6)</w:t>
       </w:r>
+      <w:bookmarkEnd w:id="100006"/>
+    </w:p>
+    <w:p>
+      <w:pPr>
+        <w:spacing w:after="80" w:line="312"/>
+        <w:ind w:firstLine="480"/>
+        <w:jc w:val="both"/>
+      </w:pPr>
+      <w:r>
+        <w:rPr>
+          <w:rFonts w:ascii="Times New Roman" w:eastAsia="Times New Roman" w:hAnsi="Times New Roman"/>
+          <w:color w:val="000000"/>
+          <w:sz w:val="24"/>
+          <w:szCs w:val="24"/>
+        </w:rPr>
+        <w:t xml:space="preserve">Вопрос «что именно тормозит — интернет, сервер или процессор?» решается считаемой статистикой на экране, а не по косвенным признакам. Модуль main/media/pstats.c собирает метрики раз в секунду и показывает их двумя путями: во время видео — OSD в правом верхнем углу кадра, на busy-карточке — строка «сеть N кБ/с CPU0 x% CPU1 y%». OSD рисуется прямо в буфер панели: ops LCD-бэкенда esp_video_render обёрнуты так, что каждый write_fb сначала ставит блок статистики в кадр и считает его как один рендер-кадр, а затем вызывает оригинальный вывод — это единственная поверхность, которой мы владеем, пока рендер владеет панелью.</w:t>
+      </w:r>
+    </w:p>
+    <w:p>
+      <w:pPr>
+        <w:keepNext/>
+        <w:spacing w:after="80" w:before="160" w:line="312"/>
+        <w:jc w:val="left"/>
+      </w:pPr>
+      <w:r>
+        <w:rPr>
+          <w:rFonts w:ascii="Arial" w:eastAsia="Arial" w:hAnsi="Arial"/>
+          <w:b/>
+          <w:bCs/>
+          <w:color w:val="0F2B40"/>
+          <w:sz w:val="21"/>
+          <w:szCs w:val="21"/>
+        </w:rPr>
+        <w:t xml:space="preserve">Таблица 6. Источники метрик экранной статистики</w:t>
+      </w:r>
+    </w:p>
+    <w:tbl>
+      <w:tblPr>
+        <w:tblW w:type="pct" w:w="5000"/>
+        <w:tblBorders>
+          <w:top w:val="single" w:color="529286" w:sz="2"/>
+          <w:left w:val="none" w:color="FFFFFF" w:sz="0"/>
+          <w:bottom w:val="single" w:color="529286" w:sz="2"/>
+          <w:right w:val="none" w:color="FFFFFF" w:sz="0"/>
+          <w:insideH w:val="single" w:color="BECFCC" w:sz="1"/>
+          <w:insideV w:val="none" w:color="FFFFFF" w:sz="0"/>
+        </w:tblBorders>
+        <w:tblLayout w:type="fixed"/>
+      </w:tblPr>
+      <w:tblGrid>
+        <w:gridCol w:w="2461"/>
+        <w:gridCol w:w="3164"/>
+        <w:gridCol w:w="3164"/>
+      </w:tblGrid>
+      <w:tr>
+        <w:trPr>
+          <w:cantSplit/>
+          <w:tblHeader/>
+        </w:trPr>
+        <w:tc>
+          <w:tcPr>
+            <w:tcW w:type="pct" w:w="1400"/>
+            <w:shd w:fill="529286" w:val="clear"/>
+            <w:tcMar>
+              <w:top w:type="dxa" w:w="60"/>
+              <w:left w:type="dxa" w:w="120"/>
+              <w:bottom w:type="dxa" w:w="60"/>
+              <w:right w:type="dxa" w:w="120"/>
+            </w:tcMar>
+          </w:tcPr>
+          <w:p>
+            <w:pPr>
+              <w:spacing w:line="276"/>
+              <w:jc w:val="left"/>
+            </w:pPr>
+            <w:r>
+              <w:rPr>
+                <w:rFonts w:ascii="Arial" w:eastAsia="Arial" w:hAnsi="Arial"/>
+                <w:b/>
+                <w:bCs/>
+                <w:color w:val="FFFFFF"/>
+                <w:sz w:val="21"/>
+                <w:szCs w:val="21"/>
+              </w:rPr>
+              <w:t xml:space="preserve">Метрика</w:t>
+            </w:r>
+          </w:p>
+        </w:tc>
+        <w:tc>
+          <w:tcPr>
+            <w:tcW w:type="pct" w:w="1800"/>
+            <w:shd w:fill="529286" w:val="clear"/>
+            <w:tcMar>
+              <w:top w:type="dxa" w:w="60"/>
+              <w:left w:type="dxa" w:w="120"/>
+              <w:bottom w:type="dxa" w:w="60"/>
+              <w:right w:type="dxa" w:w="120"/>
+            </w:tcMar>
+          </w:tcPr>
+          <w:p>
+            <w:pPr>
+              <w:spacing w:line="276"/>
+              <w:jc w:val="left"/>
+            </w:pPr>
+            <w:r>
+              <w:rPr>
+                <w:rFonts w:ascii="Arial" w:eastAsia="Arial" w:hAnsi="Arial"/>
+                <w:b/>
+                <w:bCs/>
+                <w:color w:val="FFFFFF"/>
+                <w:sz w:val="21"/>
+                <w:szCs w:val="21"/>
+              </w:rPr>
+              <w:t xml:space="preserve">Источник</w:t>
+            </w:r>
+          </w:p>
+        </w:tc>
+        <w:tc>
+          <w:tcPr>
+            <w:tcW w:type="pct" w:w="1800"/>
+            <w:shd w:fill="529286" w:val="clear"/>
+            <w:tcMar>
+              <w:top w:type="dxa" w:w="60"/>
+              <w:left w:type="dxa" w:w="120"/>
+              <w:bottom w:type="dxa" w:w="60"/>
+              <w:right w:type="dxa" w:w="120"/>
+            </w:tcMar>
+          </w:tcPr>
+          <w:p>
+            <w:pPr>
+              <w:spacing w:line="276"/>
+              <w:jc w:val="left"/>
+            </w:pPr>
+            <w:r>
+              <w:rPr>
+                <w:rFonts w:ascii="Arial" w:eastAsia="Arial" w:hAnsi="Arial"/>
+                <w:b/>
+                <w:bCs/>
+                <w:color w:val="FFFFFF"/>
+                <w:sz w:val="21"/>
+                <w:szCs w:val="21"/>
+              </w:rPr>
+              <w:t xml:space="preserve">Механика</w:t>
+            </w:r>
+          </w:p>
+        </w:tc>
+      </w:tr>
+      <w:tr>
+        <w:trPr>
+          <w:cantSplit/>
+          <w:tblHeader w:val="off"/>
+        </w:trPr>
+        <w:tc>
+          <w:tcPr>
+            <w:tcW w:type="pct" w:w="1400"/>
+            <w:tcMar>
+              <w:top w:type="dxa" w:w="60"/>
+              <w:left w:type="dxa" w:w="120"/>
+              <w:bottom w:type="dxa" w:w="60"/>
+              <w:right w:type="dxa" w:w="120"/>
+            </w:tcMar>
+          </w:tcPr>
+          <w:p>
+            <w:pPr>
+              <w:spacing w:line="276"/>
+              <w:jc w:val="left"/>
+            </w:pPr>
+            <w:r>
+              <w:rPr>
+                <w:rFonts w:ascii="Times New Roman" w:eastAsia="Times New Roman" w:hAnsi="Times New Roman"/>
+                <w:b w:val="false"/>
+                <w:bCs w:val="false"/>
+                <w:color w:val="000000"/>
+                <w:sz w:val="20"/>
+                <w:szCs w:val="20"/>
+              </w:rPr>
+              <w:t xml:space="preserve">СЕТЬ, кБ/с</w:t>
+            </w:r>
+          </w:p>
+        </w:tc>
+        <w:tc>
+          <w:tcPr>
+            <w:tcW w:type="pct" w:w="1800"/>
+            <w:tcMar>
+              <w:top w:type="dxa" w:w="60"/>
+              <w:left w:type="dxa" w:w="120"/>
+              <w:bottom w:type="dxa" w:w="60"/>
+              <w:right w:type="dxa" w:w="120"/>
+            </w:tcMar>
+          </w:tcPr>
+          <w:p>
+            <w:pPr>
+              <w:spacing w:line="276"/>
+              <w:jc w:val="left"/>
+            </w:pPr>
+            <w:r>
+              <w:rPr>
+                <w:rFonts w:ascii="Times New Roman" w:eastAsia="Times New Roman" w:hAnsi="Times New Roman"/>
+                <w:b w:val="false"/>
+                <w:bCs w:val="false"/>
+                <w:color w:val="000000"/>
+                <w:sz w:val="20"/>
+                <w:szCs w:val="20"/>
+              </w:rPr>
+              <w:t xml:space="preserve">Фактический приём NIC</w:t>
+            </w:r>
+          </w:p>
+        </w:tc>
+        <w:tc>
+          <w:tcPr>
+            <w:tcW w:type="pct" w:w="1800"/>
+            <w:tcMar>
+              <w:top w:type="dxa" w:w="60"/>
+              <w:left w:type="dxa" w:w="120"/>
+              <w:bottom w:type="dxa" w:w="60"/>
+              <w:right w:type="dxa" w:w="120"/>
+            </w:tcMar>
+          </w:tcPr>
+          <w:p>
+            <w:pPr>
+              <w:spacing w:line="276"/>
+              <w:jc w:val="left"/>
+            </w:pPr>
+            <w:r>
+              <w:rPr>
+                <w:rFonts w:ascii="Times New Roman" w:eastAsia="Times New Roman" w:hAnsi="Times New Roman"/>
+                <w:b w:val="false"/>
+                <w:bCs w:val="false"/>
+                <w:color w:val="000000"/>
+                <w:sz w:val="20"/>
+                <w:szCs w:val="20"/>
+              </w:rPr>
+              <w:t xml:space="preserve">Runtime-обёртка netif→input (lwIP): счётчик байт пакетов, переподключается после relink; не требует sdkconfig</w:t>
+            </w:r>
+          </w:p>
+        </w:tc>
+      </w:tr>
+      <w:tr>
+        <w:trPr>
+          <w:cantSplit/>
+          <w:tblHeader w:val="off"/>
+        </w:trPr>
+        <w:tc>
+          <w:tcPr>
+            <w:tcW w:type="pct" w:w="1400"/>
+            <w:tcMar>
+              <w:top w:type="dxa" w:w="60"/>
+              <w:left w:type="dxa" w:w="120"/>
+              <w:bottom w:type="dxa" w:w="60"/>
+              <w:right w:type="dxa" w:w="120"/>
+            </w:tcMar>
+          </w:tcPr>
+          <w:p>
+            <w:pPr>
+              <w:spacing w:line="276"/>
+              <w:jc w:val="left"/>
+            </w:pPr>
+            <w:r>
+              <w:rPr>
+                <w:rFonts w:ascii="Times New Roman" w:eastAsia="Times New Roman" w:hAnsi="Times New Roman"/>
+                <w:b w:val="false"/>
+                <w:bCs w:val="false"/>
+                <w:color w:val="000000"/>
+                <w:sz w:val="20"/>
+                <w:szCs w:val="20"/>
+              </w:rPr>
+              <w:t xml:space="preserve">CPU0/CPU1, %</w:t>
+            </w:r>
+          </w:p>
+        </w:tc>
+        <w:tc>
+          <w:tcPr>
+            <w:tcW w:type="pct" w:w="1800"/>
+            <w:tcMar>
+              <w:top w:type="dxa" w:w="60"/>
+              <w:left w:type="dxa" w:w="120"/>
+              <w:bottom w:type="dxa" w:w="60"/>
+              <w:right w:type="dxa" w:w="120"/>
+            </w:tcMar>
+          </w:tcPr>
+          <w:p>
+            <w:pPr>
+              <w:spacing w:line="276"/>
+              <w:jc w:val="left"/>
+            </w:pPr>
+            <w:r>
+              <w:rPr>
+                <w:rFonts w:ascii="Times New Roman" w:eastAsia="Times New Roman" w:hAnsi="Times New Roman"/>
+                <w:b w:val="false"/>
+                <w:bCs w:val="false"/>
+                <w:color w:val="000000"/>
+                <w:sz w:val="20"/>
+                <w:szCs w:val="20"/>
+              </w:rPr>
+              <w:t xml:space="preserve">Run-time stats FreeRTOS</w:t>
+            </w:r>
+          </w:p>
+        </w:tc>
+        <w:tc>
+          <w:tcPr>
+            <w:tcW w:type="pct" w:w="1800"/>
+            <w:tcMar>
+              <w:top w:type="dxa" w:w="60"/>
+              <w:left w:type="dxa" w:w="120"/>
+              <w:bottom w:type="dxa" w:w="60"/>
+              <w:right w:type="dxa" w:w="120"/>
+            </w:tcMar>
+          </w:tcPr>
+          <w:p>
+            <w:pPr>
+              <w:spacing w:line="276"/>
+              <w:jc w:val="left"/>
+            </w:pPr>
+            <w:r>
+              <w:rPr>
+                <w:rFonts w:ascii="Times New Roman" w:eastAsia="Times New Roman" w:hAnsi="Times New Roman"/>
+                <w:b w:val="false"/>
+                <w:bCs w:val="false"/>
+                <w:color w:val="000000"/>
+                <w:sz w:val="20"/>
+                <w:szCs w:val="20"/>
+              </w:rPr>
+              <w:t xml:space="preserve">ulTaskGetIdleRunTimePercentForCore: загрузка = 100 минус простой ядра; без CONFIG_FREERTOS_GENERATE_RUN_TIME_STATS строка показывает «n/a»</w:t>
+            </w:r>
+          </w:p>
+        </w:tc>
+      </w:tr>
+      <w:tr>
+        <w:trPr>
+          <w:cantSplit/>
+          <w:tblHeader w:val="off"/>
+        </w:trPr>
+        <w:tc>
+          <w:tcPr>
+            <w:tcW w:type="pct" w:w="1400"/>
+            <w:tcMar>
+              <w:top w:type="dxa" w:w="60"/>
+              <w:left w:type="dxa" w:w="120"/>
+              <w:bottom w:type="dxa" w:w="60"/>
+              <w:right w:type="dxa" w:w="120"/>
+            </w:tcMar>
+          </w:tcPr>
+          <w:p>
+            <w:pPr>
+              <w:spacing w:line="276"/>
+              <w:jc w:val="left"/>
+            </w:pPr>
+            <w:r>
+              <w:rPr>
+                <w:rFonts w:ascii="Times New Roman" w:eastAsia="Times New Roman" w:hAnsi="Times New Roman"/>
+                <w:b w:val="false"/>
+                <w:bCs w:val="false"/>
+                <w:color w:val="000000"/>
+                <w:sz w:val="20"/>
+                <w:szCs w:val="20"/>
+              </w:rPr>
+              <w:t xml:space="preserve">КАДР факт/цель</w:t>
+            </w:r>
+          </w:p>
+        </w:tc>
+        <w:tc>
+          <w:tcPr>
+            <w:tcW w:type="pct" w:w="1800"/>
+            <w:tcMar>
+              <w:top w:type="dxa" w:w="60"/>
+              <w:left w:type="dxa" w:w="120"/>
+              <w:bottom w:type="dxa" w:w="60"/>
+              <w:right w:type="dxa" w:w="120"/>
+            </w:tcMar>
+          </w:tcPr>
+          <w:p>
+            <w:pPr>
+              <w:spacing w:line="276"/>
+              <w:jc w:val="left"/>
+            </w:pPr>
+            <w:r>
+              <w:rPr>
+                <w:rFonts w:ascii="Times New Roman" w:eastAsia="Times New Roman" w:hAnsi="Times New Roman"/>
+                <w:b w:val="false"/>
+                <w:bCs w:val="false"/>
+                <w:color w:val="000000"/>
+                <w:sz w:val="20"/>
+                <w:szCs w:val="20"/>
+              </w:rPr>
+              <w:t xml:space="preserve">Видеорендер</w:t>
+            </w:r>
+          </w:p>
+        </w:tc>
+        <w:tc>
+          <w:tcPr>
+            <w:tcW w:type="pct" w:w="1800"/>
+            <w:tcMar>
+              <w:top w:type="dxa" w:w="60"/>
+              <w:left w:type="dxa" w:w="120"/>
+              <w:bottom w:type="dxa" w:w="60"/>
+              <w:right w:type="dxa" w:w="120"/>
+            </w:tcMar>
+          </w:tcPr>
+          <w:p>
+            <w:pPr>
+              <w:spacing w:line="276"/>
+              <w:jc w:val="left"/>
+            </w:pPr>
+            <w:r>
+              <w:rPr>
+                <w:rFonts w:ascii="Times New Roman" w:eastAsia="Times New Roman" w:hAnsi="Times New Roman"/>
+                <w:b w:val="false"/>
+                <w:bCs w:val="false"/>
+                <w:color w:val="000000"/>
+                <w:sz w:val="20"/>
+                <w:szCs w:val="20"/>
+              </w:rPr>
+              <w:t xml:space="preserve">write_fb считает кадры; целевой fps берётся из info кадра конвейера</w:t>
+            </w:r>
+          </w:p>
+        </w:tc>
+      </w:tr>
+      <w:tr>
+        <w:trPr>
+          <w:cantSplit/>
+          <w:tblHeader w:val="off"/>
+        </w:trPr>
+        <w:tc>
+          <w:tcPr>
+            <w:tcW w:type="pct" w:w="1400"/>
+            <w:tcMar>
+              <w:top w:type="dxa" w:w="60"/>
+              <w:left w:type="dxa" w:w="120"/>
+              <w:bottom w:type="dxa" w:w="60"/>
+              <w:right w:type="dxa" w:w="120"/>
+            </w:tcMar>
+          </w:tcPr>
+          <w:p>
+            <w:pPr>
+              <w:spacing w:line="276"/>
+              <w:jc w:val="left"/>
+            </w:pPr>
+            <w:r>
+              <w:rPr>
+                <w:rFonts w:ascii="Times New Roman" w:eastAsia="Times New Roman" w:hAnsi="Times New Roman"/>
+                <w:b w:val="false"/>
+                <w:bCs w:val="false"/>
+                <w:color w:val="000000"/>
+                <w:sz w:val="20"/>
+                <w:szCs w:val="20"/>
+              </w:rPr>
+              <w:t xml:space="preserve">СТОПЫ / БУФЕРИЗАЦИЯ</w:t>
+            </w:r>
+          </w:p>
+        </w:tc>
+        <w:tc>
+          <w:tcPr>
+            <w:tcW w:type="pct" w:w="1800"/>
+            <w:tcMar>
+              <w:top w:type="dxa" w:w="60"/>
+              <w:left w:type="dxa" w:w="120"/>
+              <w:bottom w:type="dxa" w:w="60"/>
+              <w:right w:type="dxa" w:w="120"/>
+            </w:tcMar>
+          </w:tcPr>
+          <w:p>
+            <w:pPr>
+              <w:spacing w:line="276"/>
+              <w:jc w:val="left"/>
+            </w:pPr>
+            <w:r>
+              <w:rPr>
+                <w:rFonts w:ascii="Times New Roman" w:eastAsia="Times New Roman" w:hAnsi="Times New Roman"/>
+                <w:b w:val="false"/>
+                <w:bCs w:val="false"/>
+                <w:color w:val="000000"/>
+                <w:sz w:val="20"/>
+                <w:szCs w:val="20"/>
+              </w:rPr>
+              <w:t xml:space="preserve">События esp_player</w:t>
+            </w:r>
+          </w:p>
+        </w:tc>
+        <w:tc>
+          <w:tcPr>
+            <w:tcW w:type="pct" w:w="1800"/>
+            <w:tcMar>
+              <w:top w:type="dxa" w:w="60"/>
+              <w:left w:type="dxa" w:w="120"/>
+              <w:bottom w:type="dxa" w:w="60"/>
+              <w:right w:type="dxa" w:w="120"/>
+            </w:tcMar>
+          </w:tcPr>
+          <w:p>
+            <w:pPr>
+              <w:spacing w:line="276"/>
+              <w:jc w:val="left"/>
+            </w:pPr>
+            <w:r>
+              <w:rPr>
+                <w:rFonts w:ascii="Times New Roman" w:eastAsia="Times New Roman" w:hAnsi="Times New Roman"/>
+                <w:b w:val="false"/>
+                <w:bCs w:val="false"/>
+                <w:color w:val="000000"/>
+                <w:sz w:val="20"/>
+                <w:szCs w:val="20"/>
+              </w:rPr>
+              <w:t xml:space="preserve">BUFFERING/BUFFERED в player_event_cb; стартовая подкачка до первого кадра не считается стопом</w:t>
+            </w:r>
+          </w:p>
+        </w:tc>
+      </w:tr>
+      <w:tr>
+        <w:trPr>
+          <w:cantSplit/>
+          <w:tblHeader w:val="off"/>
+        </w:trPr>
+        <w:tc>
+          <w:tcPr>
+            <w:tcW w:type="pct" w:w="1400"/>
+            <w:tcMar>
+              <w:top w:type="dxa" w:w="60"/>
+              <w:left w:type="dxa" w:w="120"/>
+              <w:bottom w:type="dxa" w:w="60"/>
+              <w:right w:type="dxa" w:w="120"/>
+            </w:tcMar>
+          </w:tcPr>
+          <w:p>
+            <w:pPr>
+              <w:spacing w:line="276"/>
+              <w:jc w:val="left"/>
+            </w:pPr>
+            <w:r>
+              <w:rPr>
+                <w:rFonts w:ascii="Times New Roman" w:eastAsia="Times New Roman" w:hAnsi="Times New Roman"/>
+                <w:b w:val="false"/>
+                <w:bCs w:val="false"/>
+                <w:color w:val="000000"/>
+                <w:sz w:val="20"/>
+                <w:szCs w:val="20"/>
+              </w:rPr>
+              <w:t xml:space="preserve">12:34 / 1:28:40, ×0.40</w:t>
+            </w:r>
+          </w:p>
+        </w:tc>
+        <w:tc>
+          <w:tcPr>
+            <w:tcW w:type="pct" w:w="1800"/>
+            <w:tcMar>
+              <w:top w:type="dxa" w:w="60"/>
+              <w:left w:type="dxa" w:w="120"/>
+              <w:bottom w:type="dxa" w:w="60"/>
+              <w:right w:type="dxa" w:w="120"/>
+            </w:tcMar>
+          </w:tcPr>
+          <w:p>
+            <w:pPr>
+              <w:spacing w:line="276"/>
+              <w:jc w:val="left"/>
+            </w:pPr>
+            <w:r>
+              <w:rPr>
+                <w:rFonts w:ascii="Times New Roman" w:eastAsia="Times New Roman" w:hAnsi="Times New Roman"/>
+                <w:b w:val="false"/>
+                <w:bCs w:val="false"/>
+                <w:color w:val="000000"/>
+                <w:sz w:val="20"/>
+                <w:szCs w:val="20"/>
+              </w:rPr>
+              <w:t xml:space="preserve">esp_player_get_play_time/duration</w:t>
+            </w:r>
+          </w:p>
+        </w:tc>
+        <w:tc>
+          <w:tcPr>
+            <w:tcW w:type="pct" w:w="1800"/>
+            <w:tcMar>
+              <w:top w:type="dxa" w:w="60"/>
+              <w:left w:type="dxa" w:w="120"/>
+              <w:bottom w:type="dxa" w:w="60"/>
+              <w:right w:type="dxa" w:w="120"/>
+            </w:tcMar>
+          </w:tcPr>
+          <w:p>
+            <w:pPr>
+              <w:spacing w:line="276"/>
+              <w:jc w:val="left"/>
+            </w:pPr>
+            <w:r>
+              <w:rPr>
+                <w:rFonts w:ascii="Times New Roman" w:eastAsia="Times New Roman" w:hAnsi="Times New Roman"/>
+                <w:b w:val="false"/>
+                <w:bCs w:val="false"/>
+                <w:color w:val="000000"/>
+                <w:sz w:val="20"/>
+                <w:szCs w:val="20"/>
+              </w:rPr>
+              <w:t xml:space="preserve">Скорость медиа-часов = продвижение позиции за секунду стены; ×0.40 — картинка отстаёт вдвое</w:t>
+            </w:r>
+          </w:p>
+        </w:tc>
+      </w:tr>
+    </w:tbl>
+    <w:p>
+      <w:pPr>
+        <w:spacing w:after="80" w:line="312"/>
+        <w:ind w:firstLine="480"/>
+        <w:jc w:val="both"/>
+      </w:pPr>
+      <w:r>
+        <w:rPr>
+          <w:rFonts w:ascii="Times New Roman" w:eastAsia="Times New Roman" w:hAnsi="Times New Roman"/>
+          <w:color w:val="000000"/>
+          <w:sz w:val="24"/>
+          <w:szCs w:val="24"/>
+        </w:rPr>
+        <w:t xml:space="preserve">Чтение симптомов: СЕТЬ низкая (ниже 50 подсвечена жёлтым) при спокойных CPU — узкое место в сети или сервере; CPU1 около 100% при КАДР ниже цели — насыщен программный декодер (предел платформы, см. ограничения); СТОПЫ растут при низкой СЕТЬ — сеть, при CPU1 100% — декодер. WDT-дампы при насыщенном декодере убраны: IDLE1 снят с task watchdog в media_player_init (насыщение теперь видно по CPU1 и КАДР). Тем же коммитом TCP-окно lwIP поднято 5760 → 65535 (sdkconfig.defaults; применяется при пересоздании sdkconfig — E-10): дефолтное окно при RTT ~200 мс ограничивало канал ~25–30 кБ/с (окно/RTT), что и порождало вечные буферизации.</w:t>
+      </w:r>
+    </w:p>
+    <w:p>
+      <w:pPr>
+        <w:pStyle w:val="Heading1"/>
+        <w:spacing w:after="160" w:before="360" w:line="312"/>
+      </w:pPr>
+      <w:bookmarkStart w:id="100007" w:name="_Toc100007"/>
+      <w:r>
+        <w:rPr>
+          <w:rFonts w:ascii="Arial" w:eastAsia="Arial" w:hAnsi="Arial"/>
+          <w:b/>
+          <w:bCs/>
+          <w:color w:val="0F2B40"/>
+          <w:sz w:val="32"/>
+          <w:szCs w:val="32"/>
+        </w:rPr>
+        <w:t xml:space="preserve">8. Диагностика: лог по HTTP, сборка, host-превью</w:t>
+      </w:r>
+      <w:bookmarkEnd w:id="100007"/>
     </w:p>
     <w:p>
       <w:pPr>
@@ -4072,6 +5036,7 @@
         <w:pStyle w:val="Heading1"/>
         <w:spacing w:after="160" w:before="360" w:line="312"/>
       </w:pPr>
+      <w:bookmarkStart w:id="100008" w:name="_Toc100008"/>
       <w:r>
         <w:rPr>
           <w:rFonts w:ascii="Arial" w:eastAsia="Arial" w:hAnsi="Arial"/>
@@ -4081,8 +5046,9 @@
           <w:sz w:val="32"/>
           <w:szCs w:val="32"/>
         </w:rPr>
-        <w:t xml:space="preserve">8. Известные ограничения и история изменений</w:t>
+        <w:t xml:space="preserve">9. Известные ограничения и история изменений</w:t>
       </w:r>
+      <w:bookmarkEnd w:id="100008"/>
     </w:p>
     <w:p>
       <w:pPr>
@@ -4125,7 +5091,7 @@
           <w:sz w:val="24"/>
           <w:szCs w:val="24"/>
         </w:rPr>
-        <w:t xml:space="preserve">Скорость узлов archive.org при больших сплошных чтениях ~15–25 кБ/с при буфере 4 КБ; после поднятия транспортного буфера до 32 КБ и перехода пробы на ленивый обход (десятки КБ вместо мегабайт) проба занимает секунды; длинные сплошные чтения остались только в подготовке плеера (extractor читает индекс сам).</w:t>
+        <w:t xml:space="preserve">Скорость сети ограничивалась TCP-окном lwIP 5760 Б (окно/RTT ≈ 25–30 кБ/с при RTT 200 мс), а не узлами; после окна 65535 (sdkconfig.defaults, применяется при пересоздании sdkconfig — E-10) и ленивой пробы (десятки КБ вместо мегабайт) проба занимает секунды; длинные сплошные чтения остались только в подготовке плеера.</w:t>
       </w:r>
     </w:p>
     <w:p>
@@ -4177,7 +5143,7 @@
           <w:sz w:val="24"/>
           <w:szCs w:val="24"/>
         </w:rPr>
-        <w:t xml:space="preserve">Потолок кадровой частоты SW-декода: 25–30 fps при 320×240–512×288 идут стабильно, крупные кадры упираются в CPU ядра 1; при нагрузке рендер честно отстаёт, а не падает.</w:t>
+        <w:t xml:space="preserve">Потолок кадровой частоты SW-декода: 25–30 fps при 320×240 идут стабильно, 360p-класс насыщает всё ядро 1 (~5 fps при 360p30) — рендер честно отстаёт, а не падает; состояние видно на OSD (CPU1/КАДР), WDT на IDLE1 снят (E-22).</w:t>
       </w:r>
     </w:p>
     <w:p>
@@ -4247,7 +5213,7 @@
           <w:sz w:val="21"/>
           <w:szCs w:val="21"/>
         </w:rPr>
-        <w:t xml:space="preserve">Таблица 6. История изменений медиа-подсистемы</w:t>
+        <w:t xml:space="preserve">Таблица 7. История изменений медиа-подсистемы</w:t>
       </w:r>
     </w:p>
     <w:tbl>
@@ -4901,6 +5867,96 @@
           </w:p>
         </w:tc>
       </w:tr>
+      <w:tr>
+        <w:trPr>
+          <w:cantSplit/>
+          <w:tblHeader w:val="off"/>
+        </w:trPr>
+        <w:tc>
+          <w:tcPr>
+            <w:tcW w:type="pct" w:w="800"/>
+            <w:tcMar>
+              <w:top w:type="dxa" w:w="60"/>
+              <w:left w:type="dxa" w:w="120"/>
+              <w:bottom w:type="dxa" w:w="60"/>
+              <w:right w:type="dxa" w:w="120"/>
+            </w:tcMar>
+          </w:tcPr>
+          <w:p>
+            <w:pPr>
+              <w:spacing w:line="276"/>
+              <w:jc w:val="left"/>
+            </w:pPr>
+            <w:r>
+              <w:rPr>
+                <w:rFonts w:ascii="Times New Roman" w:eastAsia="Times New Roman" w:hAnsi="Times New Roman"/>
+                <w:b w:val="false"/>
+                <w:bCs w:val="false"/>
+                <w:color w:val="000000"/>
+                <w:sz w:val="20"/>
+                <w:szCs w:val="20"/>
+              </w:rPr>
+              <w:t xml:space="preserve">c1243b6</w:t>
+            </w:r>
+          </w:p>
+        </w:tc>
+        <w:tc>
+          <w:tcPr>
+            <w:tcW w:type="pct" w:w="1700"/>
+            <w:tcMar>
+              <w:top w:type="dxa" w:w="60"/>
+              <w:left w:type="dxa" w:w="120"/>
+              <w:bottom w:type="dxa" w:w="60"/>
+              <w:right w:type="dxa" w:w="120"/>
+            </w:tcMar>
+          </w:tcPr>
+          <w:p>
+            <w:pPr>
+              <w:spacing w:line="276"/>
+              <w:jc w:val="left"/>
+            </w:pPr>
+            <w:r>
+              <w:rPr>
+                <w:rFonts w:ascii="Times New Roman" w:eastAsia="Times New Roman" w:hAnsi="Times New Roman"/>
+                <w:b w:val="false"/>
+                <w:bCs w:val="false"/>
+                <w:color w:val="000000"/>
+                <w:sz w:val="20"/>
+                <w:szCs w:val="20"/>
+              </w:rPr>
+              <w:t xml:space="preserve">Статистика на экране + сеть</w:t>
+            </w:r>
+          </w:p>
+        </w:tc>
+        <w:tc>
+          <w:tcPr>
+            <w:tcW w:type="pct" w:w="2500"/>
+            <w:tcMar>
+              <w:top w:type="dxa" w:w="60"/>
+              <w:left w:type="dxa" w:w="120"/>
+              <w:bottom w:type="dxa" w:w="60"/>
+              <w:right w:type="dxa" w:w="120"/>
+            </w:tcMar>
+          </w:tcPr>
+          <w:p>
+            <w:pPr>
+              <w:spacing w:line="276"/>
+              <w:jc w:val="left"/>
+            </w:pPr>
+            <w:r>
+              <w:rPr>
+                <w:rFonts w:ascii="Times New Roman" w:eastAsia="Times New Roman" w:hAnsi="Times New Roman"/>
+                <w:b w:val="false"/>
+                <w:bCs w:val="false"/>
+                <w:color w:val="000000"/>
+                <w:sz w:val="20"/>
+                <w:szCs w:val="20"/>
+              </w:rPr>
+              <w:t xml:space="preserve">pstats OSD (СЕТЬ/CPU/КАДР/СТОПЫ/время) в кадре и на busy-карточке; TCP-окно 64 КБ; демукс-пул 2 МБ + prebuffer 1.5 с; IDLE1 снят с WDT (E-22)</w:t>
+            </w:r>
+          </w:p>
+        </w:tc>
+      </w:tr>
     </w:tbl>
     <w:p>
       <w:pPr>
@@ -4915,7 +5971,7 @@
           <w:sz w:val="24"/>
           <w:szCs w:val="24"/>
         </w:rPr>
-        <w:t xml:space="preserve">Сопутствующие документы: «CamBrowser. Журнал ошибок» (записи E-15…E-21 этого конвейера), «CamBrowser. Техническое описание» (плата, Ethernet, тач, UI), «Развёртывание среды сборки» (IDF, CI, Docker).</w:t>
+        <w:t xml:space="preserve">Сопутствующие документы: «CamBrowser. Журнал ошибок» (записи E-15…E-22 этого конвейера), «CamBrowser. Техническое описание» (плата, Ethernet, тач, UI), «Развёртывание среды сборки» (IDF, CI, Docker).</w:t>
       </w:r>
     </w:p>
     <w:sectPr>
@@ -5189,6 +6245,9 @@
     </w:rPr>
   </w:style>
   <w:style w:type="paragraph" w:styleId="Heading3">
+    <w:pPr>
+      <w:outlineLvl w:val="2"/>
+    </w:pPr>
     <w:name w:val="Heading 3"/>
     <w:basedOn w:val="Normal"/>
     <w:next w:val="Normal"/>
@@ -5200,6 +6259,9 @@
     </w:rPr>
   </w:style>
   <w:style w:type="paragraph" w:styleId="Heading4">
+    <w:pPr>
+      <w:outlineLvl w:val="3"/>
+    </w:pPr>
     <w:name w:val="Heading 4"/>
     <w:basedOn w:val="Normal"/>
     <w:next w:val="Normal"/>
@@ -5211,6 +6273,9 @@
     </w:rPr>
   </w:style>
   <w:style w:type="paragraph" w:styleId="Heading5">
+    <w:pPr>
+      <w:outlineLvl w:val="4"/>
+    </w:pPr>
     <w:name w:val="Heading 5"/>
     <w:basedOn w:val="Normal"/>
     <w:next w:val="Normal"/>
@@ -5220,6 +6285,9 @@
     </w:rPr>
   </w:style>
   <w:style w:type="paragraph" w:styleId="Heading6">
+    <w:pPr>
+      <w:outlineLvl w:val="5"/>
+    </w:pPr>
     <w:name w:val="Heading 6"/>
     <w:basedOn w:val="Normal"/>
     <w:next w:val="Normal"/>
@@ -5326,6 +6394,45 @@
       <w:sz w:val="20"/>
       <w:szCs w:val="20"/>
     </w:rPr>
+  </w:style>
+  <w:style xmlns:w="http://schemas.openxmlformats.org/wordprocessingml/2006/main" w:type="paragraph" w:styleId="9">
+    <w:name w:val="toc 1"/>
+    <w:basedOn w:val="Normal"/>
+    <w:uiPriority w:val="39"/>
+    <w:pPr>
+      <w:tabs>
+        <w:tab w:val="right" w:leader="dot" w:pos="9026"/>
+      </w:tabs>
+      <w:spacing w:before="120" w:after="60"/>
+    </w:pPr>
+    <w:rPr>
+      <w:b/>
+      <w:bCs/>
+    </w:rPr>
+  </w:style>
+  <w:style xmlns:w="http://schemas.openxmlformats.org/wordprocessingml/2006/main" w:type="paragraph" w:styleId="11">
+    <w:name w:val="toc 2"/>
+    <w:basedOn w:val="Normal"/>
+    <w:uiPriority w:val="39"/>
+    <w:pPr>
+      <w:tabs>
+        <w:tab w:val="right" w:leader="dot" w:pos="9026"/>
+      </w:tabs>
+      <w:ind w:left="360"/>
+      <w:spacing w:before="60" w:after="40"/>
+    </w:pPr>
+  </w:style>
+  <w:style xmlns:w="http://schemas.openxmlformats.org/wordprocessingml/2006/main" w:type="paragraph" w:styleId="12">
+    <w:name w:val="toc 3"/>
+    <w:basedOn w:val="Normal"/>
+    <w:uiPriority w:val="39"/>
+    <w:pPr>
+      <w:tabs>
+        <w:tab w:val="right" w:leader="dot" w:pos="9026"/>
+      </w:tabs>
+      <w:ind w:left="720"/>
+      <w:spacing w:before="40" w:after="20"/>
+    </w:pPr>
   </w:style>
 </w:styles>
 </file>

--- a/docs/CamBrowser_Медиа_подсистема.docx
+++ b/docs/CamBrowser_Медиа_подсистема.docx
@@ -138,7 +138,7 @@
                 <w:sz w:val="24"/>
                 <w:szCs w:val="24"/>
               </w:rPr>
-              <w:t xml:space="preserve">Ветка: feature/ethernet-browser · ревизия c1243b6</w:t>
+              <w:t xml:space="preserve">Ветка: feature/ethernet-browser · ревизия 27743df</w:t>
             </w:r>
           </w:p>
           <w:p>
@@ -4314,7 +4314,7 @@
           <w:sz w:val="24"/>
           <w:szCs w:val="24"/>
         </w:rPr>
-        <w:t xml:space="preserve">Логи горячего цикла: тег VIDEO_RENDER приглушается до ERROR на окно воспроизведения и восстанавливается при разборке — предупреждение о каждом позднем кадре не несёт информации (степень отставания видна по buffering/buffered), а каждая строка отъедает CPU рендер-ядра и место в кольце лога. Смена колбэка событий плеера в состояниях, кроме IDLE/STOPPED/FINISHED, запрещена API — teardown не пытается снимать колбэк в PLAYING (E-19).</w:t>
+        <w:t xml:space="preserve">Логи горячего цикла: тег VIDEO_RENDER приглушается до ERROR на окно воспроизведения и восстанавливается при разборке — предупреждение о каждом позднем кадре не несёт информации (степень отставания видна по buffering/buffered), а каждая строка отъедает CPU рендер-ядра и место в кольце лога. Смена колбэка событий плеера в состояниях, кроме IDLE/STOPPED/FINISHED, запрещена API — teardown не пытается снимать колбэк в PLAYING (E-19). Тег ESP_PLAYER_HELPER приглушён насовсем (esp_log_level_set → NONE, 27743df): для радио-URL без расширения (…/ep128) его ERROR «Invalid argument … format: 0x…» — ложный след (формат определяется пробой, player_stream.c игнорирует эту ошибку, E-23).</w:t>
       </w:r>
     </w:p>
     <w:p>
@@ -4945,7 +4945,7 @@
           <w:sz w:val="24"/>
           <w:szCs w:val="24"/>
         </w:rPr>
-        <w:t xml:space="preserve">Чтение симптомов: СЕТЬ низкая (ниже 50 подсвечена жёлтым) при спокойных CPU — узкое место в сети или сервере; CPU1 около 100% при КАДР ниже цели — насыщен программный декодер (предел платформы, см. ограничения); СТОПЫ растут при низкой СЕТЬ — сеть, при CPU1 100% — декодер. WDT-дампы при насыщенном декодере убраны: IDLE1 снят с task watchdog в media_player_init (насыщение теперь видно по CPU1 и КАДР). Тем же коммитом TCP-окно lwIP поднято 5760 → 65535 (sdkconfig.defaults; применяется при пересоздании sdkconfig — E-10): дефолтное окно при RTT ~200 мс ограничивало канал ~25–30 кБ/с (окно/RTT), что и порождало вечные буферизации.</w:t>
+        <w:t xml:space="preserve">Чтение симптомов: СЕТЬ низкая (ниже 50 подсвечена жёлтым) при спокойных CPU — узкое место в сети или сервере; CPU1 около 100% при КАДР ниже цели — насыщен программный декодер (предел платформы, см. ограничения); СТОПЫ растут при низкой СЕТЬ — сеть, при CPU1 100% — декодер. WDT-дампы при насыщенном декодере убраны: IDLE1 снят с task watchdog в media_player_init через esp_task_wdt_reconfigure() (насыщение теперь видно по CPU1 и КАДР; именно reconfigure, а не delete — delete оставляет idle-хук, и каждый простой ядра 1 сыплет «task not found», E-23). Тем же коммитом TCP-окно lwIP поднято 5760 → 65535 (sdkconfig.defaults; применяется при пересоздании sdkconfig — E-10): дефолтное окно при RTT ~200 мс ограничивало канал ~25–30 кБ/с (окно/RTT), что и порождало вечные буферизации.</w:t>
       </w:r>
     </w:p>
     <w:p>
@@ -5143,7 +5143,7 @@
           <w:sz w:val="24"/>
           <w:szCs w:val="24"/>
         </w:rPr>
-        <w:t xml:space="preserve">Потолок кадровой частоты SW-декода: 25–30 fps при 320×240 идут стабильно, 360p-класс насыщает всё ядро 1 (~5 fps при 360p30) — рендер честно отстаёт, а не падает; состояние видно на OSD (CPU1/КАДР), WDT на IDLE1 снят (E-22).</w:t>
+        <w:t xml:space="preserve">Потолок кадровой частоты SW-декода: 25–30 fps при 320×240 идут стабильно, 360p-класс насыщает всё ядро 1 (~5 fps при 360p30) — рендер честно отстаёт, а не падает; состояние видно на OSD (CPU1/КАДР), WDT на IDLE1 снят через reconfigure (E-22/E-23).</w:t>
       </w:r>
     </w:p>
     <w:p>
@@ -5957,6 +5957,96 @@
           </w:p>
         </w:tc>
       </w:tr>
+      <w:tr>
+        <w:trPr>
+          <w:cantSplit/>
+          <w:tblHeader w:val="off"/>
+        </w:trPr>
+        <w:tc>
+          <w:tcPr>
+            <w:tcW w:type="pct" w:w="800"/>
+            <w:tcMar>
+              <w:top w:type="dxa" w:w="60"/>
+              <w:left w:type="dxa" w:w="120"/>
+              <w:bottom w:type="dxa" w:w="60"/>
+              <w:right w:type="dxa" w:w="120"/>
+            </w:tcMar>
+          </w:tcPr>
+          <w:p>
+            <w:pPr>
+              <w:spacing w:line="276"/>
+              <w:jc w:val="left"/>
+            </w:pPr>
+            <w:r>
+              <w:rPr>
+                <w:rFonts w:ascii="Times New Roman" w:eastAsia="Times New Roman" w:hAnsi="Times New Roman"/>
+                <w:b w:val="false"/>
+                <w:bCs w:val="false"/>
+                <w:color w:val="000000"/>
+                <w:sz w:val="20"/>
+                <w:szCs w:val="20"/>
+              </w:rPr>
+              <w:t xml:space="preserve">27743df</w:t>
+            </w:r>
+          </w:p>
+        </w:tc>
+        <w:tc>
+          <w:tcPr>
+            <w:tcW w:type="pct" w:w="1700"/>
+            <w:tcMar>
+              <w:top w:type="dxa" w:w="60"/>
+              <w:left w:type="dxa" w:w="120"/>
+              <w:bottom w:type="dxa" w:w="60"/>
+              <w:right w:type="dxa" w:w="120"/>
+            </w:tcMar>
+          </w:tcPr>
+          <w:p>
+            <w:pPr>
+              <w:spacing w:line="276"/>
+              <w:jc w:val="left"/>
+            </w:pPr>
+            <w:r>
+              <w:rPr>
+                <w:rFonts w:ascii="Times New Roman" w:eastAsia="Times New Roman" w:hAnsi="Times New Roman"/>
+                <w:b w:val="false"/>
+                <w:bCs w:val="false"/>
+                <w:color w:val="000000"/>
+                <w:sz w:val="20"/>
+                <w:szCs w:val="20"/>
+              </w:rPr>
+              <w:t xml:space="preserve">Чистота журнала</w:t>
+            </w:r>
+          </w:p>
+        </w:tc>
+        <w:tc>
+          <w:tcPr>
+            <w:tcW w:type="pct" w:w="2500"/>
+            <w:tcMar>
+              <w:top w:type="dxa" w:w="60"/>
+              <w:left w:type="dxa" w:w="120"/>
+              <w:bottom w:type="dxa" w:w="60"/>
+              <w:right w:type="dxa" w:w="120"/>
+            </w:tcMar>
+          </w:tcPr>
+          <w:p>
+            <w:pPr>
+              <w:spacing w:line="276"/>
+              <w:jc w:val="left"/>
+            </w:pPr>
+            <w:r>
+              <w:rPr>
+                <w:rFonts w:ascii="Times New Roman" w:eastAsia="Times New Roman" w:hAnsi="Times New Roman"/>
+                <w:b w:val="false"/>
+                <w:bCs w:val="false"/>
+                <w:color w:val="000000"/>
+                <w:sz w:val="20"/>
+                <w:szCs w:val="20"/>
+              </w:rPr>
+              <w:t xml:space="preserve">IDLE1 снят с WDT через esp_task_wdt_reconfigure (без спама «task not found» — E-23); ложная «Invalid argument» для радио-URL приглушена</w:t>
+            </w:r>
+          </w:p>
+        </w:tc>
+      </w:tr>
     </w:tbl>
     <w:p>
       <w:pPr>
@@ -5971,7 +6061,7 @@
           <w:sz w:val="24"/>
           <w:szCs w:val="24"/>
         </w:rPr>
-        <w:t xml:space="preserve">Сопутствующие документы: «CamBrowser. Журнал ошибок» (записи E-15…E-22 этого конвейера), «CamBrowser. Техническое описание» (плата, Ethernet, тач, UI), «Развёртывание среды сборки» (IDF, CI, Docker).</w:t>
+        <w:t xml:space="preserve">Сопутствующие документы: «CamBrowser. Журнал ошибок» (записи E-15…E-23 этого конвейера), «CamBrowser. Техническое описание» (плата, Ethernet, тач, UI), «Развёртывание среды сборки» (IDF, CI, Docker).</w:t>
       </w:r>
     </w:p>
     <w:sectPr>

--- a/docs/CamBrowser_Медиа_подсистема.docx
+++ b/docs/CamBrowser_Медиа_подсистема.docx
@@ -138,7 +138,7 @@
                 <w:sz w:val="24"/>
                 <w:szCs w:val="24"/>
               </w:rPr>
-              <w:t xml:space="preserve">Ветка: feature/ethernet-browser · ревизия 27743df</w:t>
+              <w:t xml:space="preserve">Ветка: feature/ethernet-browser · ревизия f7b5f69</w:t>
             </w:r>
           </w:p>
           <w:p>
@@ -4314,7 +4314,7 @@
           <w:sz w:val="24"/>
           <w:szCs w:val="24"/>
         </w:rPr>
-        <w:t xml:space="preserve">Логи горячего цикла: тег VIDEO_RENDER приглушается до ERROR на окно воспроизведения и восстанавливается при разборке — предупреждение о каждом позднем кадре не несёт информации (степень отставания видна по buffering/buffered), а каждая строка отъедает CPU рендер-ядра и место в кольце лога. Смена колбэка событий плеера в состояниях, кроме IDLE/STOPPED/FINISHED, запрещена API — teardown не пытается снимать колбэк в PLAYING (E-19). Тег ESP_PLAYER_HELPER приглушён насовсем (esp_log_level_set → NONE, 27743df): для радио-URL без расширения (…/ep128) его ERROR «Invalid argument … format: 0x…» — ложный след (формат определяется пробой, player_stream.c игнорирует эту ошибку, E-23).</w:t>
+        <w:t xml:space="preserve">Логи горячего цикла: тег VIDEO_RENDER приглушается до ERROR на окно воспроизведения и восстанавливается при разборке — предупреждение о каждом позднем кадре не несёт информации (степень отставания видна по buffering/buffered), а каждая строка отъедает CPU рендер-ядра и место в кольце лога. Смена колбэка событий плеера в состояниях, кроме IDLE/STOPPED/FINISHED, запрещена API — teardown не пытается снимать колбэк в PLAYING (E-19). Тег ESP_PLAYER_HELPER приглушён насовсем (esp_log_level_set → NONE, 27743df): для радио-URL без расширения (…/ep128) его ERROR «Invalid argument … format: 0x…» — ложный след (формат определяется пробой, player_stream.c игнорирует эту ошибку, E-23). События BUFFERING/BUFFERED в UART ограничены одной сводной строкой в 10 с (шторм гейта при декодер-ограниченном демуксе — E-24); OSD при этом считает каждое событие в СТОПЫ.</w:t>
       </w:r>
     </w:p>
     <w:p>
@@ -4945,7 +4945,7 @@
           <w:sz w:val="24"/>
           <w:szCs w:val="24"/>
         </w:rPr>
-        <w:t xml:space="preserve">Чтение симптомов: СЕТЬ низкая (ниже 50 подсвечена жёлтым) при спокойных CPU — узкое место в сети или сервере; CPU1 около 100% при КАДР ниже цели — насыщен программный декодер (предел платформы, см. ограничения); СТОПЫ растут при низкой СЕТЬ — сеть, при CPU1 100% — декодер. WDT-дампы при насыщенном декодере убраны: IDLE1 снят с task watchdog в media_player_init через esp_task_wdt_reconfigure() (насыщение теперь видно по CPU1 и КАДР; именно reconfigure, а не delete — delete оставляет idle-хук, и каждый простой ядра 1 сыплет «task not found», E-23). Тем же коммитом TCP-окно lwIP поднято 5760 → 65535 (sdkconfig.defaults; применяется при пересоздании sdkconfig — E-10): дефолтное окно при RTT ~200 мс ограничивало канал ~25–30 кБ/с (окно/RTT), что и порождало вечные буферизации.</w:t>
+        <w:t xml:space="preserve">Чтение симптомов: СЕТЬ низкая (ниже 50 подсвечена жёлтым) при спокойных CPU — узкое место в сети или сервере; CPU1 около 100% при КАДР ниже цели — насыщен программный декодер (предел платформы, см. ограничения); СТОПЫ растут при низкой СЕТЬ — сеть, при CPU1 100% — декодер. WDT-дампы при насыщенном декодере убраны: IDLE1 снят с task watchdog в media_player_init через esp_task_wdt_reconfigure() (насыщение теперь видно по CPU1 и КАДР; именно reconfigure, а не delete — delete оставляет idle-хук, и каждый простой ядра 1 сыплет «task not found», E-23). Тем же коммитом TCP-окно lwIP поднято 5760 → 65535 (sdkconfig.defaults; применяется при пересоздании sdkconfig — E-10): дефолтное окно при RTT ~200 мс ограничивало канал ~25–30 кБ/с (окно/RTT), что и порождало вечные буферизации. Сигнатура E-24: при декодер-ограниченном потоке (CPU1 ~100%, КАДР ~7/23) гейт флапает у порога входа — сотни СТОПОВ парами «250 мс + 10–30 мс» при живом звуке; это шум телеметрии, а не новая сеть. Длинные паузы 2–12 с с редкими событиями при низкой СЕТЬ — честное голодание канала.</w:t>
       </w:r>
     </w:p>
     <w:p>
@@ -6047,6 +6047,96 @@
           </w:p>
         </w:tc>
       </w:tr>
+      <w:tr>
+        <w:trPr>
+          <w:cantSplit/>
+          <w:tblHeader w:val="off"/>
+        </w:trPr>
+        <w:tc>
+          <w:tcPr>
+            <w:tcW w:type="pct" w:w="800"/>
+            <w:tcMar>
+              <w:top w:type="dxa" w:w="60"/>
+              <w:left w:type="dxa" w:w="120"/>
+              <w:bottom w:type="dxa" w:w="60"/>
+              <w:right w:type="dxa" w:w="120"/>
+            </w:tcMar>
+          </w:tcPr>
+          <w:p>
+            <w:pPr>
+              <w:spacing w:line="276"/>
+              <w:jc w:val="left"/>
+            </w:pPr>
+            <w:r>
+              <w:rPr>
+                <w:rFonts w:ascii="Times New Roman" w:eastAsia="Times New Roman" w:hAnsi="Times New Roman"/>
+                <w:b w:val="false"/>
+                <w:bCs w:val="false"/>
+                <w:color w:val="000000"/>
+                <w:sz w:val="20"/>
+                <w:szCs w:val="20"/>
+              </w:rPr>
+              <w:t xml:space="preserve">f7b5f69</w:t>
+            </w:r>
+          </w:p>
+        </w:tc>
+        <w:tc>
+          <w:tcPr>
+            <w:tcW w:type="pct" w:w="1700"/>
+            <w:tcMar>
+              <w:top w:type="dxa" w:w="60"/>
+              <w:left w:type="dxa" w:w="120"/>
+              <w:bottom w:type="dxa" w:w="60"/>
+              <w:right w:type="dxa" w:w="120"/>
+            </w:tcMar>
+          </w:tcPr>
+          <w:p>
+            <w:pPr>
+              <w:spacing w:line="276"/>
+              <w:jc w:val="left"/>
+            </w:pPr>
+            <w:r>
+              <w:rPr>
+                <w:rFonts w:ascii="Times New Roman" w:eastAsia="Times New Roman" w:hAnsi="Times New Roman"/>
+                <w:b w:val="false"/>
+                <w:bCs w:val="false"/>
+                <w:color w:val="000000"/>
+                <w:sz w:val="20"/>
+                <w:szCs w:val="20"/>
+              </w:rPr>
+              <w:t xml:space="preserve">Тишина в телеметрии</w:t>
+            </w:r>
+          </w:p>
+        </w:tc>
+        <w:tc>
+          <w:tcPr>
+            <w:tcW w:type="pct" w:w="2500"/>
+            <w:tcMar>
+              <w:top w:type="dxa" w:w="60"/>
+              <w:left w:type="dxa" w:w="120"/>
+              <w:bottom w:type="dxa" w:w="60"/>
+              <w:right w:type="dxa" w:w="120"/>
+            </w:tcMar>
+          </w:tcPr>
+          <w:p>
+            <w:pPr>
+              <w:spacing w:line="276"/>
+              <w:jc w:val="left"/>
+            </w:pPr>
+            <w:r>
+              <w:rPr>
+                <w:rFonts w:ascii="Times New Roman" w:eastAsia="Times New Roman" w:hAnsi="Times New Roman"/>
+                <w:b w:val="false"/>
+                <w:bCs w:val="false"/>
+                <w:color w:val="000000"/>
+                <w:sz w:val="20"/>
+                <w:szCs w:val="20"/>
+              </w:rPr>
+              <w:t xml:space="preserve">BUFFERING/BUFFERED в UART — 1 сводная строка/10 с (шторм гейта при декодер-ограниченном демуксе — E-24); OSD считает все события в СТОПЫ</w:t>
+            </w:r>
+          </w:p>
+        </w:tc>
+      </w:tr>
     </w:tbl>
     <w:p>
       <w:pPr>
@@ -6061,7 +6151,7 @@
           <w:sz w:val="24"/>
           <w:szCs w:val="24"/>
         </w:rPr>
-        <w:t xml:space="preserve">Сопутствующие документы: «CamBrowser. Журнал ошибок» (записи E-15…E-23 этого конвейера), «CamBrowser. Техническое описание» (плата, Ethernet, тач, UI), «Развёртывание среды сборки» (IDF, CI, Docker).</w:t>
+        <w:t xml:space="preserve">Сопутствующие документы: «CamBrowser. Журнал ошибок» (записи E-15…E-24 этого конвейера), «CamBrowser. Техническое описание» (плата, Ethernet, тач, UI), «Развёртывание среды сборки» (IDF, CI, Docker).</w:t>
       </w:r>
     </w:p>
     <w:sectPr>
